--- a/transcripts/The IT Crowd/Transcript files/TIC-12-25-Roopa Misra.docx
+++ b/transcripts/The IT Crowd/Transcript files/TIC-12-25-Roopa Misra.docx
@@ -1,7 +1,6 @@
 
 <file path=word/document.xml><?xml version="1.0" encoding="utf-8"?>
-<w:document xmlns:wpc="http://schemas.microsoft.com/office/word/2010/wordprocessingCanvas" xmlns:mc="http://schemas.openxmlformats.org/markup-compatibility/2006" xmlns:o="urn:schemas-microsoft-com:office:office" xmlns:r="http://schemas.openxmlformats.org/officeDocument/2006/relationships" xmlns:m="http://schemas.openxmlformats.org/officeDocument/2006/math" xmlns:v="urn:schemas-microsoft-com:vml" xmlns:wp14="http://schemas.microsoft.com/office/word/2010/wordprocessingDrawing" xmlns:wp="http://schemas.openxmlformats.org/drawingml/2006/wordprocessingDrawing" xmlns:w10="urn:schemas-microsoft-com:office:word" xmlns:w="http://schemas.openxmlformats.org/wordprocessingml/2006/main" xmlns:w14="http://schemas.microsoft.com/office/word/2010/wordml" xmlns:w15="http://schemas.microsoft.com/office/word/2012/wordml" xmlns:wpg="http://schemas.microsoft.com/office/word/2010/wordprocessingGroup" xmlns:wpi="http://schemas.microsoft.com/office/word/2010/wordprocessingInk" xmlns:wne="http://schemas.microsoft.com/office/word/2006/wordml" xmlns:wps="http://schemas.microsoft.com/office/word/2010/wordprocessingShape" mc:Ignorable="w14 w15 wp14">
-  <w:background w:color="FFFFFF"/>
+<w:document xmlns:wpc="http://schemas.microsoft.com/office/word/2010/wordprocessingCanvas" xmlns:mc="http://schemas.openxmlformats.org/markup-compatibility/2006" xmlns:o="urn:schemas-microsoft-com:office:office" xmlns:r="http://schemas.openxmlformats.org/officeDocument/2006/relationships" xmlns:m="http://schemas.openxmlformats.org/officeDocument/2006/math" xmlns:v="urn:schemas-microsoft-com:vml" xmlns:wp14="http://schemas.microsoft.com/office/word/2010/wordprocessingDrawing" xmlns:wp="http://schemas.openxmlformats.org/drawingml/2006/wordprocessingDrawing" xmlns:w10="urn:schemas-microsoft-com:office:word" xmlns:w="http://schemas.openxmlformats.org/wordprocessingml/2006/main" xmlns:w14="http://schemas.microsoft.com/office/word/2010/wordml" xmlns:w15="http://schemas.microsoft.com/office/word/2012/wordml" xmlns:wpg="http://schemas.microsoft.com/office/word/2010/wordprocessingGroup" xmlns:wpi="http://schemas.microsoft.com/office/word/2010/wordprocessingInk" xmlns:wne="http://schemas.microsoft.com/office/word/2006/wordml" xmlns:wps="http://schemas.microsoft.com/office/word/2010/wordprocessingShape" xmlns:cx="http://schemas.microsoft.com/office/drawing/2014/chartex" xmlns:cx1="http://schemas.microsoft.com/office/drawing/2015/9/8/chartex" xmlns:cx2="http://schemas.microsoft.com/office/drawing/2015/10/21/chartex" xmlns:cx3="http://schemas.microsoft.com/office/drawing/2016/5/9/chartex" xmlns:cx4="http://schemas.microsoft.com/office/drawing/2016/5/10/chartex" xmlns:cx5="http://schemas.microsoft.com/office/drawing/2016/5/11/chartex" xmlns:cx6="http://schemas.microsoft.com/office/drawing/2016/5/12/chartex" xmlns:cx7="http://schemas.microsoft.com/office/drawing/2016/5/13/chartex" xmlns:cx8="http://schemas.microsoft.com/office/drawing/2016/5/14/chartex" xmlns:aink="http://schemas.microsoft.com/office/drawing/2016/ink" xmlns:am3d="http://schemas.microsoft.com/office/drawing/2017/model3d" xmlns:w16cex="http://schemas.microsoft.com/office/word/2018/wordml/cex" xmlns:w16cid="http://schemas.microsoft.com/office/word/2016/wordml/cid" xmlns:w16="http://schemas.microsoft.com/office/word/2018/wordml" xmlns:w16sdtdh="http://schemas.microsoft.com/office/word/2020/wordml/sdtdatahash" xmlns:w16se="http://schemas.microsoft.com/office/word/2015/wordml/symex" mc:Ignorable="w14 w15 wp14">
   <w:body>
     <w:p>
       <w:pPr>
@@ -26,9 +25,9 @@
       </w:r>
       <w:r>
         <w:rPr>
-          <w:b w:val="true"/>
-          <w:bCs w:val="true"/>
-          <w:color w:val="72B372"/>
+          <w:b/>
+          <w:bCs/>
+          <w:color w:val="489872"/>
         </w:rPr>
         <w:t xml:space="preserve">Josh Lowrey:</w:t>
       </w:r>
@@ -51,9 +50,9 @@
       </w:r>
       <w:r>
         <w:rPr>
-          <w:b w:val="true"/>
-          <w:bCs w:val="true"/>
-          <w:color w:val="72B372"/>
+          <w:b/>
+          <w:bCs/>
+          <w:color w:val="489872"/>
         </w:rPr>
         <w:t xml:space="preserve">Josh Lowrey:</w:t>
       </w:r>
@@ -76,9 +75,9 @@
       </w:r>
       <w:r>
         <w:rPr>
-          <w:b w:val="true"/>
-          <w:bCs w:val="true"/>
-          <w:color w:val="6600CC"/>
+          <w:b/>
+          <w:bCs/>
+          <w:color w:val="9C5DE1"/>
         </w:rPr>
         <w:t xml:space="preserve">Richard Rodriguez:</w:t>
       </w:r>
@@ -101,9 +100,9 @@
       </w:r>
       <w:r>
         <w:rPr>
-          <w:b w:val="true"/>
-          <w:bCs w:val="true"/>
-          <w:color w:val="72B372"/>
+          <w:b/>
+          <w:bCs/>
+          <w:color w:val="489872"/>
         </w:rPr>
         <w:t xml:space="preserve">Josh Lowrey:</w:t>
       </w:r>
@@ -126,9 +125,9 @@
       </w:r>
       <w:r>
         <w:rPr>
-          <w:b w:val="true"/>
-          <w:bCs w:val="true"/>
-          <w:color w:val="72B372"/>
+          <w:b/>
+          <w:bCs/>
+          <w:color w:val="489872"/>
         </w:rPr>
         <w:t xml:space="preserve">Josh Lowrey:</w:t>
       </w:r>
@@ -160,9 +159,9 @@
       </w:r>
       <w:r>
         <w:rPr>
-          <w:b w:val="true"/>
-          <w:bCs w:val="true"/>
-          <w:color w:val="6600CC"/>
+          <w:b/>
+          <w:bCs/>
+          <w:color w:val="9C5DE1"/>
         </w:rPr>
         <w:t xml:space="preserve">Richard Rodriguez:</w:t>
       </w:r>
@@ -185,9 +184,9 @@
       </w:r>
       <w:r>
         <w:rPr>
-          <w:b w:val="true"/>
-          <w:bCs w:val="true"/>
-          <w:color w:val="6600CC"/>
+          <w:b/>
+          <w:bCs/>
+          <w:color w:val="9C5DE1"/>
         </w:rPr>
         <w:t xml:space="preserve">Richard Rodriguez:</w:t>
       </w:r>
@@ -210,9 +209,9 @@
       </w:r>
       <w:r>
         <w:rPr>
-          <w:b w:val="true"/>
-          <w:bCs w:val="true"/>
-          <w:color w:val="DE4A1D"/>
+          <w:b/>
+          <w:bCs/>
+          <w:color w:val="DC7D3E"/>
         </w:rPr>
         <w:t xml:space="preserve">Roopa Misra:</w:t>
       </w:r>
@@ -235,9 +234,9 @@
       </w:r>
       <w:r>
         <w:rPr>
-          <w:b w:val="true"/>
-          <w:bCs w:val="true"/>
-          <w:color w:val="72B372"/>
+          <w:b/>
+          <w:bCs/>
+          <w:color w:val="489872"/>
         </w:rPr>
         <w:t xml:space="preserve">Josh Lowrey:</w:t>
       </w:r>
@@ -260,9 +259,9 @@
       </w:r>
       <w:r>
         <w:rPr>
-          <w:b w:val="true"/>
-          <w:bCs w:val="true"/>
-          <w:color w:val="DE4A1D"/>
+          <w:b/>
+          <w:bCs/>
+          <w:color w:val="DC7D3E"/>
         </w:rPr>
         <w:t xml:space="preserve">Roopa Misra:</w:t>
       </w:r>
@@ -285,9 +284,9 @@
       </w:r>
       <w:r>
         <w:rPr>
-          <w:b w:val="true"/>
-          <w:bCs w:val="true"/>
-          <w:color w:val="72B372"/>
+          <w:b/>
+          <w:bCs/>
+          <w:color w:val="489872"/>
         </w:rPr>
         <w:t xml:space="preserve">Josh Lowrey:</w:t>
       </w:r>
@@ -310,9 +309,9 @@
       </w:r>
       <w:r>
         <w:rPr>
-          <w:b w:val="true"/>
-          <w:bCs w:val="true"/>
-          <w:color w:val="72B372"/>
+          <w:b/>
+          <w:bCs/>
+          <w:color w:val="489872"/>
         </w:rPr>
         <w:t xml:space="preserve">Josh Lowrey:</w:t>
       </w:r>
@@ -344,9 +343,9 @@
       </w:r>
       <w:r>
         <w:rPr>
-          <w:b w:val="true"/>
-          <w:bCs w:val="true"/>
-          <w:color w:val="DE4A1D"/>
+          <w:b/>
+          <w:bCs/>
+          <w:color w:val="DC7D3E"/>
         </w:rPr>
         <w:t xml:space="preserve">Roopa Misra:</w:t>
       </w:r>
@@ -369,9 +368,9 @@
       </w:r>
       <w:r>
         <w:rPr>
-          <w:b w:val="true"/>
-          <w:bCs w:val="true"/>
-          <w:color w:val="DE4A1D"/>
+          <w:b/>
+          <w:bCs/>
+          <w:color w:val="DC7D3E"/>
         </w:rPr>
         <w:t xml:space="preserve">Roopa Misra:</w:t>
       </w:r>
@@ -394,9 +393,9 @@
       </w:r>
       <w:r>
         <w:rPr>
-          <w:b w:val="true"/>
-          <w:bCs w:val="true"/>
-          <w:color w:val="72B372"/>
+          <w:b/>
+          <w:bCs/>
+          <w:color w:val="489872"/>
         </w:rPr>
         <w:t xml:space="preserve">Josh Lowrey:</w:t>
       </w:r>
@@ -419,9 +418,9 @@
       </w:r>
       <w:r>
         <w:rPr>
-          <w:b w:val="true"/>
-          <w:bCs w:val="true"/>
-          <w:color w:val="72B372"/>
+          <w:b/>
+          <w:bCs/>
+          <w:color w:val="489872"/>
         </w:rPr>
         <w:t xml:space="preserve">Josh Lowrey:</w:t>
       </w:r>
@@ -444,9 +443,9 @@
       </w:r>
       <w:r>
         <w:rPr>
-          <w:b w:val="true"/>
-          <w:bCs w:val="true"/>
-          <w:color w:val="DE4A1D"/>
+          <w:b/>
+          <w:bCs/>
+          <w:color w:val="DC7D3E"/>
         </w:rPr>
         <w:t xml:space="preserve">Roopa Misra:</w:t>
       </w:r>
@@ -478,9 +477,9 @@
       </w:r>
       <w:r>
         <w:rPr>
-          <w:b w:val="true"/>
-          <w:bCs w:val="true"/>
-          <w:color w:val="72B372"/>
+          <w:b/>
+          <w:bCs/>
+          <w:color w:val="489872"/>
         </w:rPr>
         <w:t xml:space="preserve">Josh Lowrey:</w:t>
       </w:r>
@@ -503,9 +502,9 @@
       </w:r>
       <w:r>
         <w:rPr>
-          <w:b w:val="true"/>
-          <w:bCs w:val="true"/>
-          <w:color w:val="DE4A1D"/>
+          <w:b/>
+          <w:bCs/>
+          <w:color w:val="DC7D3E"/>
         </w:rPr>
         <w:t xml:space="preserve">Roopa Misra:</w:t>
       </w:r>
@@ -528,9 +527,9 @@
       </w:r>
       <w:r>
         <w:rPr>
-          <w:b w:val="true"/>
-          <w:bCs w:val="true"/>
-          <w:color w:val="72B372"/>
+          <w:b/>
+          <w:bCs/>
+          <w:color w:val="489872"/>
         </w:rPr>
         <w:t xml:space="preserve">Josh Lowrey:</w:t>
       </w:r>
@@ -553,9 +552,9 @@
       </w:r>
       <w:r>
         <w:rPr>
-          <w:b w:val="true"/>
-          <w:bCs w:val="true"/>
-          <w:color w:val="DE4A1D"/>
+          <w:b/>
+          <w:bCs/>
+          <w:color w:val="DC7D3E"/>
         </w:rPr>
         <w:t xml:space="preserve">Roopa Misra:</w:t>
       </w:r>
@@ -578,9 +577,9 @@
       </w:r>
       <w:r>
         <w:rPr>
-          <w:b w:val="true"/>
-          <w:bCs w:val="true"/>
-          <w:color w:val="DE4A1D"/>
+          <w:b/>
+          <w:bCs/>
+          <w:color w:val="DC7D3E"/>
         </w:rPr>
         <w:t xml:space="preserve">Roopa Misra:</w:t>
       </w:r>
@@ -603,9 +602,9 @@
       </w:r>
       <w:r>
         <w:rPr>
-          <w:b w:val="true"/>
-          <w:bCs w:val="true"/>
-          <w:color w:val="DE4A1D"/>
+          <w:b/>
+          <w:bCs/>
+          <w:color w:val="DC7D3E"/>
         </w:rPr>
         <w:t xml:space="preserve">Roopa Misra:</w:t>
       </w:r>
@@ -628,9 +627,9 @@
       </w:r>
       <w:r>
         <w:rPr>
-          <w:b w:val="true"/>
-          <w:bCs w:val="true"/>
-          <w:color w:val="72B372"/>
+          <w:b/>
+          <w:bCs/>
+          <w:color w:val="489872"/>
         </w:rPr>
         <w:t xml:space="preserve">Josh Lowrey:</w:t>
       </w:r>
@@ -653,9 +652,9 @@
       </w:r>
       <w:r>
         <w:rPr>
-          <w:b w:val="true"/>
-          <w:bCs w:val="true"/>
-          <w:color w:val="DE4A1D"/>
+          <w:b/>
+          <w:bCs/>
+          <w:color w:val="DC7D3E"/>
         </w:rPr>
         <w:t xml:space="preserve">Roopa Misra:</w:t>
       </w:r>
@@ -687,9 +686,9 @@
       </w:r>
       <w:r>
         <w:rPr>
-          <w:b w:val="true"/>
-          <w:bCs w:val="true"/>
-          <w:color w:val="DE4A1D"/>
+          <w:b/>
+          <w:bCs/>
+          <w:color w:val="DC7D3E"/>
         </w:rPr>
         <w:t xml:space="preserve">Roopa Misra:</w:t>
       </w:r>
@@ -712,9 +711,9 @@
       </w:r>
       <w:r>
         <w:rPr>
-          <w:b w:val="true"/>
-          <w:bCs w:val="true"/>
-          <w:color w:val="72B372"/>
+          <w:b/>
+          <w:bCs/>
+          <w:color w:val="489872"/>
         </w:rPr>
         <w:t xml:space="preserve">Josh Lowrey:</w:t>
       </w:r>
@@ -737,9 +736,9 @@
       </w:r>
       <w:r>
         <w:rPr>
-          <w:b w:val="true"/>
-          <w:bCs w:val="true"/>
-          <w:color w:val="DE4A1D"/>
+          <w:b/>
+          <w:bCs/>
+          <w:color w:val="DC7D3E"/>
         </w:rPr>
         <w:t xml:space="preserve">Roopa Misra:</w:t>
       </w:r>
@@ -762,9 +761,9 @@
       </w:r>
       <w:r>
         <w:rPr>
-          <w:b w:val="true"/>
-          <w:bCs w:val="true"/>
-          <w:color w:val="DE4A1D"/>
+          <w:b/>
+          <w:bCs/>
+          <w:color w:val="DC7D3E"/>
         </w:rPr>
         <w:t xml:space="preserve">Roopa Misra:</w:t>
       </w:r>
@@ -787,9 +786,9 @@
       </w:r>
       <w:r>
         <w:rPr>
-          <w:b w:val="true"/>
-          <w:bCs w:val="true"/>
-          <w:color w:val="DE4A1D"/>
+          <w:b/>
+          <w:bCs/>
+          <w:color w:val="DC7D3E"/>
         </w:rPr>
         <w:t xml:space="preserve">Roopa Misra:</w:t>
       </w:r>
@@ -821,9 +820,9 @@
       </w:r>
       <w:r>
         <w:rPr>
-          <w:b w:val="true"/>
-          <w:bCs w:val="true"/>
-          <w:color w:val="DE4A1D"/>
+          <w:b/>
+          <w:bCs/>
+          <w:color w:val="DC7D3E"/>
         </w:rPr>
         <w:t xml:space="preserve">Roopa Misra:</w:t>
       </w:r>
@@ -846,9 +845,9 @@
       </w:r>
       <w:r>
         <w:rPr>
-          <w:b w:val="true"/>
-          <w:bCs w:val="true"/>
-          <w:color w:val="6600CC"/>
+          <w:b/>
+          <w:bCs/>
+          <w:color w:val="9C5DE1"/>
         </w:rPr>
         <w:t xml:space="preserve">Richard Rodriguez:</w:t>
       </w:r>
@@ -871,9 +870,9 @@
       </w:r>
       <w:r>
         <w:rPr>
-          <w:b w:val="true"/>
-          <w:bCs w:val="true"/>
-          <w:color w:val="6600CC"/>
+          <w:b/>
+          <w:bCs/>
+          <w:color w:val="9C5DE1"/>
         </w:rPr>
         <w:t xml:space="preserve">Richard Rodriguez:</w:t>
       </w:r>
@@ -896,9 +895,9 @@
       </w:r>
       <w:r>
         <w:rPr>
-          <w:b w:val="true"/>
-          <w:bCs w:val="true"/>
-          <w:color w:val="DE4A1D"/>
+          <w:b/>
+          <w:bCs/>
+          <w:color w:val="DC7D3E"/>
         </w:rPr>
         <w:t xml:space="preserve">Roopa Misra:</w:t>
       </w:r>
@@ -930,9 +929,9 @@
       </w:r>
       <w:r>
         <w:rPr>
-          <w:b w:val="true"/>
-          <w:bCs w:val="true"/>
-          <w:color w:val="DE4A1D"/>
+          <w:b/>
+          <w:bCs/>
+          <w:color w:val="DC7D3E"/>
         </w:rPr>
         <w:t xml:space="preserve">Roopa Misra:</w:t>
       </w:r>
@@ -955,9 +954,9 @@
       </w:r>
       <w:r>
         <w:rPr>
-          <w:b w:val="true"/>
-          <w:bCs w:val="true"/>
-          <w:color w:val="DE4A1D"/>
+          <w:b/>
+          <w:bCs/>
+          <w:color w:val="DC7D3E"/>
         </w:rPr>
         <w:t xml:space="preserve">Roopa Misra:</w:t>
       </w:r>
@@ -980,9 +979,9 @@
       </w:r>
       <w:r>
         <w:rPr>
-          <w:b w:val="true"/>
-          <w:bCs w:val="true"/>
-          <w:color w:val="72B372"/>
+          <w:b/>
+          <w:bCs/>
+          <w:color w:val="489872"/>
         </w:rPr>
         <w:t xml:space="preserve">Josh Lowrey:</w:t>
       </w:r>
@@ -1005,9 +1004,9 @@
       </w:r>
       <w:r>
         <w:rPr>
-          <w:b w:val="true"/>
-          <w:bCs w:val="true"/>
-          <w:color w:val="72B372"/>
+          <w:b/>
+          <w:bCs/>
+          <w:color w:val="489872"/>
         </w:rPr>
         <w:t xml:space="preserve">Josh Lowrey:</w:t>
       </w:r>
@@ -1030,9 +1029,9 @@
       </w:r>
       <w:r>
         <w:rPr>
-          <w:b w:val="true"/>
-          <w:bCs w:val="true"/>
-          <w:color w:val="DE4A1D"/>
+          <w:b/>
+          <w:bCs/>
+          <w:color w:val="DC7D3E"/>
         </w:rPr>
         <w:t xml:space="preserve">Roopa Misra:</w:t>
       </w:r>
@@ -1055,9 +1054,9 @@
       </w:r>
       <w:r>
         <w:rPr>
-          <w:b w:val="true"/>
-          <w:bCs w:val="true"/>
-          <w:color w:val="72B372"/>
+          <w:b/>
+          <w:bCs/>
+          <w:color w:val="489872"/>
         </w:rPr>
         <w:t xml:space="preserve">Josh Lowrey:</w:t>
       </w:r>
@@ -1089,9 +1088,9 @@
       </w:r>
       <w:r>
         <w:rPr>
-          <w:b w:val="true"/>
-          <w:bCs w:val="true"/>
-          <w:color w:val="DE4A1D"/>
+          <w:b/>
+          <w:bCs/>
+          <w:color w:val="DC7D3E"/>
         </w:rPr>
         <w:t xml:space="preserve">Roopa Misra:</w:t>
       </w:r>
@@ -1114,9 +1113,9 @@
       </w:r>
       <w:r>
         <w:rPr>
-          <w:b w:val="true"/>
-          <w:bCs w:val="true"/>
-          <w:color w:val="DE4A1D"/>
+          <w:b/>
+          <w:bCs/>
+          <w:color w:val="DC7D3E"/>
         </w:rPr>
         <w:t xml:space="preserve">Roopa Misra:</w:t>
       </w:r>
@@ -1139,9 +1138,9 @@
       </w:r>
       <w:r>
         <w:rPr>
-          <w:b w:val="true"/>
-          <w:bCs w:val="true"/>
-          <w:color w:val="72B372"/>
+          <w:b/>
+          <w:bCs/>
+          <w:color w:val="489872"/>
         </w:rPr>
         <w:t xml:space="preserve">Josh Lowrey:</w:t>
       </w:r>
@@ -1173,9 +1172,9 @@
       </w:r>
       <w:r>
         <w:rPr>
-          <w:b w:val="true"/>
-          <w:bCs w:val="true"/>
-          <w:color w:val="72B372"/>
+          <w:b/>
+          <w:bCs/>
+          <w:color w:val="489872"/>
         </w:rPr>
         <w:t xml:space="preserve">Josh Lowrey:</w:t>
       </w:r>
@@ -1198,9 +1197,9 @@
       </w:r>
       <w:r>
         <w:rPr>
-          <w:b w:val="true"/>
-          <w:bCs w:val="true"/>
-          <w:color w:val="DE4A1D"/>
+          <w:b/>
+          <w:bCs/>
+          <w:color w:val="DC7D3E"/>
         </w:rPr>
         <w:t xml:space="preserve">Roopa Misra:</w:t>
       </w:r>
@@ -1223,9 +1222,9 @@
       </w:r>
       <w:r>
         <w:rPr>
-          <w:b w:val="true"/>
-          <w:bCs w:val="true"/>
-          <w:color w:val="DE4A1D"/>
+          <w:b/>
+          <w:bCs/>
+          <w:color w:val="DC7D3E"/>
         </w:rPr>
         <w:t xml:space="preserve">Roopa Misra:</w:t>
       </w:r>
@@ -1248,9 +1247,9 @@
       </w:r>
       <w:r>
         <w:rPr>
-          <w:b w:val="true"/>
-          <w:bCs w:val="true"/>
-          <w:color w:val="6600CC"/>
+          <w:b/>
+          <w:bCs/>
+          <w:color w:val="9C5DE1"/>
         </w:rPr>
         <w:t xml:space="preserve">Richard Rodriguez:</w:t>
       </w:r>
@@ -1273,9 +1272,9 @@
       </w:r>
       <w:r>
         <w:rPr>
-          <w:b w:val="true"/>
-          <w:bCs w:val="true"/>
-          <w:color w:val="DE4A1D"/>
+          <w:b/>
+          <w:bCs/>
+          <w:color w:val="DC7D3E"/>
         </w:rPr>
         <w:t xml:space="preserve">Roopa Misra:</w:t>
       </w:r>
@@ -1298,9 +1297,9 @@
       </w:r>
       <w:r>
         <w:rPr>
-          <w:b w:val="true"/>
-          <w:bCs w:val="true"/>
-          <w:color w:val="DE4A1D"/>
+          <w:b/>
+          <w:bCs/>
+          <w:color w:val="DC7D3E"/>
         </w:rPr>
         <w:t xml:space="preserve">Roopa Misra:</w:t>
       </w:r>
@@ -1332,9 +1331,9 @@
       </w:r>
       <w:r>
         <w:rPr>
-          <w:b w:val="true"/>
-          <w:bCs w:val="true"/>
-          <w:color w:val="DE4A1D"/>
+          <w:b/>
+          <w:bCs/>
+          <w:color w:val="DC7D3E"/>
         </w:rPr>
         <w:t xml:space="preserve">Roopa Misra:</w:t>
       </w:r>
@@ -1357,9 +1356,9 @@
       </w:r>
       <w:r>
         <w:rPr>
-          <w:b w:val="true"/>
-          <w:bCs w:val="true"/>
-          <w:color w:val="DE4A1D"/>
+          <w:b/>
+          <w:bCs/>
+          <w:color w:val="DC7D3E"/>
         </w:rPr>
         <w:t xml:space="preserve">Roopa Misra:</w:t>
       </w:r>
@@ -1391,9 +1390,9 @@
       </w:r>
       <w:r>
         <w:rPr>
-          <w:b w:val="true"/>
-          <w:bCs w:val="true"/>
-          <w:color w:val="DE4A1D"/>
+          <w:b/>
+          <w:bCs/>
+          <w:color w:val="DC7D3E"/>
         </w:rPr>
         <w:t xml:space="preserve">Roopa Misra:</w:t>
       </w:r>
@@ -1416,9 +1415,9 @@
       </w:r>
       <w:r>
         <w:rPr>
-          <w:b w:val="true"/>
-          <w:bCs w:val="true"/>
-          <w:color w:val="DE4A1D"/>
+          <w:b/>
+          <w:bCs/>
+          <w:color w:val="DC7D3E"/>
         </w:rPr>
         <w:t xml:space="preserve">Roopa Misra:</w:t>
       </w:r>
@@ -1441,9 +1440,9 @@
       </w:r>
       <w:r>
         <w:rPr>
-          <w:b w:val="true"/>
-          <w:bCs w:val="true"/>
-          <w:color w:val="DE4A1D"/>
+          <w:b/>
+          <w:bCs/>
+          <w:color w:val="DC7D3E"/>
         </w:rPr>
         <w:t xml:space="preserve">Roopa Misra:</w:t>
       </w:r>
@@ -1466,9 +1465,9 @@
       </w:r>
       <w:r>
         <w:rPr>
-          <w:b w:val="true"/>
-          <w:bCs w:val="true"/>
-          <w:color w:val="72B372"/>
+          <w:b/>
+          <w:bCs/>
+          <w:color w:val="489872"/>
         </w:rPr>
         <w:t xml:space="preserve">Josh Lowrey:</w:t>
       </w:r>
@@ -1491,9 +1490,9 @@
       </w:r>
       <w:r>
         <w:rPr>
-          <w:b w:val="true"/>
-          <w:bCs w:val="true"/>
-          <w:color w:val="DE4A1D"/>
+          <w:b/>
+          <w:bCs/>
+          <w:color w:val="DC7D3E"/>
         </w:rPr>
         <w:t xml:space="preserve">Roopa Misra:</w:t>
       </w:r>
@@ -1516,9 +1515,9 @@
       </w:r>
       <w:r>
         <w:rPr>
-          <w:b w:val="true"/>
-          <w:bCs w:val="true"/>
-          <w:color w:val="72B372"/>
+          <w:b/>
+          <w:bCs/>
+          <w:color w:val="489872"/>
         </w:rPr>
         <w:t xml:space="preserve">Josh Lowrey:</w:t>
       </w:r>
@@ -1541,9 +1540,9 @@
       </w:r>
       <w:r>
         <w:rPr>
-          <w:b w:val="true"/>
-          <w:bCs w:val="true"/>
-          <w:color w:val="72B372"/>
+          <w:b/>
+          <w:bCs/>
+          <w:color w:val="489872"/>
         </w:rPr>
         <w:t xml:space="preserve">Josh Lowrey:</w:t>
       </w:r>
@@ -1575,9 +1574,9 @@
       </w:r>
       <w:r>
         <w:rPr>
-          <w:b w:val="true"/>
-          <w:bCs w:val="true"/>
-          <w:color w:val="DE4A1D"/>
+          <w:b/>
+          <w:bCs/>
+          <w:color w:val="DC7D3E"/>
         </w:rPr>
         <w:t xml:space="preserve">Roopa Misra:</w:t>
       </w:r>
@@ -1600,9 +1599,9 @@
       </w:r>
       <w:r>
         <w:rPr>
-          <w:b w:val="true"/>
-          <w:bCs w:val="true"/>
-          <w:color w:val="72B372"/>
+          <w:b/>
+          <w:bCs/>
+          <w:color w:val="489872"/>
         </w:rPr>
         <w:t xml:space="preserve">Josh Lowrey:</w:t>
       </w:r>
@@ -1625,9 +1624,9 @@
       </w:r>
       <w:r>
         <w:rPr>
-          <w:b w:val="true"/>
-          <w:bCs w:val="true"/>
-          <w:color w:val="DE4A1D"/>
+          <w:b/>
+          <w:bCs/>
+          <w:color w:val="DC7D3E"/>
         </w:rPr>
         <w:t xml:space="preserve">Roopa Misra:</w:t>
       </w:r>
@@ -1650,9 +1649,9 @@
       </w:r>
       <w:r>
         <w:rPr>
-          <w:b w:val="true"/>
-          <w:bCs w:val="true"/>
-          <w:color w:val="DE4A1D"/>
+          <w:b/>
+          <w:bCs/>
+          <w:color w:val="DC7D3E"/>
         </w:rPr>
         <w:t xml:space="preserve">Roopa Misra:</w:t>
       </w:r>
@@ -1675,9 +1674,9 @@
       </w:r>
       <w:r>
         <w:rPr>
-          <w:b w:val="true"/>
-          <w:bCs w:val="true"/>
-          <w:color w:val="DE4A1D"/>
+          <w:b/>
+          <w:bCs/>
+          <w:color w:val="DC7D3E"/>
         </w:rPr>
         <w:t xml:space="preserve">Roopa Misra:</w:t>
       </w:r>
@@ -1709,9 +1708,9 @@
       </w:r>
       <w:r>
         <w:rPr>
-          <w:b w:val="true"/>
-          <w:bCs w:val="true"/>
-          <w:color w:val="6600CC"/>
+          <w:b/>
+          <w:bCs/>
+          <w:color w:val="9C5DE1"/>
         </w:rPr>
         <w:t xml:space="preserve">Richard Rodriguez:</w:t>
       </w:r>
@@ -1734,9 +1733,9 @@
       </w:r>
       <w:r>
         <w:rPr>
-          <w:b w:val="true"/>
-          <w:bCs w:val="true"/>
-          <w:color w:val="DE4A1D"/>
+          <w:b/>
+          <w:bCs/>
+          <w:color w:val="DC7D3E"/>
         </w:rPr>
         <w:t xml:space="preserve">Roopa Misra:</w:t>
       </w:r>
@@ -1759,9 +1758,9 @@
       </w:r>
       <w:r>
         <w:rPr>
-          <w:b w:val="true"/>
-          <w:bCs w:val="true"/>
-          <w:color w:val="DE4A1D"/>
+          <w:b/>
+          <w:bCs/>
+          <w:color w:val="DC7D3E"/>
         </w:rPr>
         <w:t xml:space="preserve">Roopa Misra:</w:t>
       </w:r>
@@ -1784,9 +1783,9 @@
       </w:r>
       <w:r>
         <w:rPr>
-          <w:b w:val="true"/>
-          <w:bCs w:val="true"/>
-          <w:color w:val="DE4A1D"/>
+          <w:b/>
+          <w:bCs/>
+          <w:color w:val="DC7D3E"/>
         </w:rPr>
         <w:t xml:space="preserve">Roopa Misra:</w:t>
       </w:r>
@@ -1818,9 +1817,9 @@
       </w:r>
       <w:r>
         <w:rPr>
-          <w:b w:val="true"/>
-          <w:bCs w:val="true"/>
-          <w:color w:val="6600CC"/>
+          <w:b/>
+          <w:bCs/>
+          <w:color w:val="9C5DE1"/>
         </w:rPr>
         <w:t xml:space="preserve">Richard Rodriguez:</w:t>
       </w:r>
@@ -1843,9 +1842,9 @@
       </w:r>
       <w:r>
         <w:rPr>
-          <w:b w:val="true"/>
-          <w:bCs w:val="true"/>
-          <w:color w:val="DE4A1D"/>
+          <w:b/>
+          <w:bCs/>
+          <w:color w:val="DC7D3E"/>
         </w:rPr>
         <w:t xml:space="preserve">Roopa Misra:</w:t>
       </w:r>
@@ -1868,9 +1867,9 @@
       </w:r>
       <w:r>
         <w:rPr>
-          <w:b w:val="true"/>
-          <w:bCs w:val="true"/>
-          <w:color w:val="6600CC"/>
+          <w:b/>
+          <w:bCs/>
+          <w:color w:val="9C5DE1"/>
         </w:rPr>
         <w:t xml:space="preserve">Richard Rodriguez:</w:t>
       </w:r>
@@ -1893,9 +1892,9 @@
       </w:r>
       <w:r>
         <w:rPr>
-          <w:b w:val="true"/>
-          <w:bCs w:val="true"/>
-          <w:color w:val="6600CC"/>
+          <w:b/>
+          <w:bCs/>
+          <w:color w:val="9C5DE1"/>
         </w:rPr>
         <w:t xml:space="preserve">Richard Rodriguez:</w:t>
       </w:r>
@@ -1918,9 +1917,9 @@
       </w:r>
       <w:r>
         <w:rPr>
-          <w:b w:val="true"/>
-          <w:bCs w:val="true"/>
-          <w:color w:val="DE4A1D"/>
+          <w:b/>
+          <w:bCs/>
+          <w:color w:val="DC7D3E"/>
         </w:rPr>
         <w:t xml:space="preserve">Roopa Misra:</w:t>
       </w:r>
@@ -1943,9 +1942,9 @@
       </w:r>
       <w:r>
         <w:rPr>
-          <w:b w:val="true"/>
-          <w:bCs w:val="true"/>
-          <w:color w:val="DE4A1D"/>
+          <w:b/>
+          <w:bCs/>
+          <w:color w:val="DC7D3E"/>
         </w:rPr>
         <w:t xml:space="preserve">Roopa Misra:</w:t>
       </w:r>
@@ -1968,9 +1967,9 @@
       </w:r>
       <w:r>
         <w:rPr>
-          <w:b w:val="true"/>
-          <w:bCs w:val="true"/>
-          <w:color w:val="72B372"/>
+          <w:b/>
+          <w:bCs/>
+          <w:color w:val="489872"/>
         </w:rPr>
         <w:t xml:space="preserve">Josh Lowrey:</w:t>
       </w:r>
@@ -1993,9 +1992,9 @@
       </w:r>
       <w:r>
         <w:rPr>
-          <w:b w:val="true"/>
-          <w:bCs w:val="true"/>
-          <w:color w:val="DE4A1D"/>
+          <w:b/>
+          <w:bCs/>
+          <w:color w:val="DC7D3E"/>
         </w:rPr>
         <w:t xml:space="preserve">Roopa Misra:</w:t>
       </w:r>
@@ -2018,9 +2017,9 @@
       </w:r>
       <w:r>
         <w:rPr>
-          <w:b w:val="true"/>
-          <w:bCs w:val="true"/>
-          <w:color w:val="DE4A1D"/>
+          <w:b/>
+          <w:bCs/>
+          <w:color w:val="DC7D3E"/>
         </w:rPr>
         <w:t xml:space="preserve">Roopa Misra:</w:t>
       </w:r>
@@ -2052,9 +2051,9 @@
       </w:r>
       <w:r>
         <w:rPr>
-          <w:b w:val="true"/>
-          <w:bCs w:val="true"/>
-          <w:color w:val="72B372"/>
+          <w:b/>
+          <w:bCs/>
+          <w:color w:val="489872"/>
         </w:rPr>
         <w:t xml:space="preserve">Josh Lowrey:</w:t>
       </w:r>
@@ -2077,9 +2076,9 @@
       </w:r>
       <w:r>
         <w:rPr>
-          <w:b w:val="true"/>
-          <w:bCs w:val="true"/>
-          <w:color w:val="72B372"/>
+          <w:b/>
+          <w:bCs/>
+          <w:color w:val="489872"/>
         </w:rPr>
         <w:t xml:space="preserve">Josh Lowrey:</w:t>
       </w:r>
@@ -2102,9 +2101,9 @@
       </w:r>
       <w:r>
         <w:rPr>
-          <w:b w:val="true"/>
-          <w:bCs w:val="true"/>
-          <w:color w:val="DE4A1D"/>
+          <w:b/>
+          <w:bCs/>
+          <w:color w:val="DC7D3E"/>
         </w:rPr>
         <w:t xml:space="preserve">Roopa Misra:</w:t>
       </w:r>
@@ -2127,9 +2126,9 @@
       </w:r>
       <w:r>
         <w:rPr>
-          <w:b w:val="true"/>
-          <w:bCs w:val="true"/>
-          <w:color w:val="72B372"/>
+          <w:b/>
+          <w:bCs/>
+          <w:color w:val="489872"/>
         </w:rPr>
         <w:t xml:space="preserve">Josh Lowrey:</w:t>
       </w:r>
@@ -2152,9 +2151,9 @@
       </w:r>
       <w:r>
         <w:rPr>
-          <w:b w:val="true"/>
-          <w:bCs w:val="true"/>
-          <w:color w:val="72B372"/>
+          <w:b/>
+          <w:bCs/>
+          <w:color w:val="489872"/>
         </w:rPr>
         <w:t xml:space="preserve">Josh Lowrey:</w:t>
       </w:r>
@@ -2177,9 +2176,9 @@
       </w:r>
       <w:r>
         <w:rPr>
-          <w:b w:val="true"/>
-          <w:bCs w:val="true"/>
-          <w:color w:val="DE4A1D"/>
+          <w:b/>
+          <w:bCs/>
+          <w:color w:val="DC7D3E"/>
         </w:rPr>
         <w:t xml:space="preserve">Roopa Misra:</w:t>
       </w:r>
@@ -2202,9 +2201,9 @@
       </w:r>
       <w:r>
         <w:rPr>
-          <w:b w:val="true"/>
-          <w:bCs w:val="true"/>
-          <w:color w:val="72B372"/>
+          <w:b/>
+          <w:bCs/>
+          <w:color w:val="489872"/>
         </w:rPr>
         <w:t xml:space="preserve">Josh Lowrey:</w:t>
       </w:r>
@@ -2227,9 +2226,9 @@
       </w:r>
       <w:r>
         <w:rPr>
-          <w:b w:val="true"/>
-          <w:bCs w:val="true"/>
-          <w:color w:val="DE4A1D"/>
+          <w:b/>
+          <w:bCs/>
+          <w:color w:val="DC7D3E"/>
         </w:rPr>
         <w:t xml:space="preserve">Roopa Misra:</w:t>
       </w:r>
@@ -2261,9 +2260,9 @@
       </w:r>
       <w:r>
         <w:rPr>
-          <w:b w:val="true"/>
-          <w:bCs w:val="true"/>
-          <w:color w:val="DE4A1D"/>
+          <w:b/>
+          <w:bCs/>
+          <w:color w:val="DC7D3E"/>
         </w:rPr>
         <w:t xml:space="preserve">Roopa Misra:</w:t>
       </w:r>
@@ -2286,9 +2285,9 @@
       </w:r>
       <w:r>
         <w:rPr>
-          <w:b w:val="true"/>
-          <w:bCs w:val="true"/>
-          <w:color w:val="DE4A1D"/>
+          <w:b/>
+          <w:bCs/>
+          <w:color w:val="DC7D3E"/>
         </w:rPr>
         <w:t xml:space="preserve">Roopa Misra:</w:t>
       </w:r>
@@ -2311,9 +2310,9 @@
       </w:r>
       <w:r>
         <w:rPr>
-          <w:b w:val="true"/>
-          <w:bCs w:val="true"/>
-          <w:color w:val="72B372"/>
+          <w:b/>
+          <w:bCs/>
+          <w:color w:val="489872"/>
         </w:rPr>
         <w:t xml:space="preserve">Josh Lowrey:</w:t>
       </w:r>
@@ -2336,9 +2335,9 @@
       </w:r>
       <w:r>
         <w:rPr>
-          <w:b w:val="true"/>
-          <w:bCs w:val="true"/>
-          <w:color w:val="DE4A1D"/>
+          <w:b/>
+          <w:bCs/>
+          <w:color w:val="DC7D3E"/>
         </w:rPr>
         <w:t xml:space="preserve">Roopa Misra:</w:t>
       </w:r>
@@ -2361,9 +2360,9 @@
       </w:r>
       <w:r>
         <w:rPr>
-          <w:b w:val="true"/>
-          <w:bCs w:val="true"/>
-          <w:color w:val="DE4A1D"/>
+          <w:b/>
+          <w:bCs/>
+          <w:color w:val="DC7D3E"/>
         </w:rPr>
         <w:t xml:space="preserve">Roopa Misra:</w:t>
       </w:r>
@@ -2386,9 +2385,9 @@
       </w:r>
       <w:r>
         <w:rPr>
-          <w:b w:val="true"/>
-          <w:bCs w:val="true"/>
-          <w:color w:val="72B372"/>
+          <w:b/>
+          <w:bCs/>
+          <w:color w:val="489872"/>
         </w:rPr>
         <w:t xml:space="preserve">Josh Lowrey:</w:t>
       </w:r>
@@ -2420,9 +2419,9 @@
       </w:r>
       <w:r>
         <w:rPr>
-          <w:b w:val="true"/>
-          <w:bCs w:val="true"/>
-          <w:color w:val="72B372"/>
+          <w:b/>
+          <w:bCs/>
+          <w:color w:val="489872"/>
         </w:rPr>
         <w:t xml:space="preserve">Josh Lowrey:</w:t>
       </w:r>
@@ -2445,9 +2444,9 @@
       </w:r>
       <w:r>
         <w:rPr>
-          <w:b w:val="true"/>
-          <w:bCs w:val="true"/>
-          <w:color w:val="DE4A1D"/>
+          <w:b/>
+          <w:bCs/>
+          <w:color w:val="DC7D3E"/>
         </w:rPr>
         <w:t xml:space="preserve">Roopa Misra:</w:t>
       </w:r>
@@ -2470,9 +2469,9 @@
       </w:r>
       <w:r>
         <w:rPr>
-          <w:b w:val="true"/>
-          <w:bCs w:val="true"/>
-          <w:color w:val="DE4A1D"/>
+          <w:b/>
+          <w:bCs/>
+          <w:color w:val="DC7D3E"/>
         </w:rPr>
         <w:t xml:space="preserve">Roopa Misra:</w:t>
       </w:r>
@@ -2504,9 +2503,9 @@
       </w:r>
       <w:r>
         <w:rPr>
-          <w:b w:val="true"/>
-          <w:bCs w:val="true"/>
-          <w:color w:val="DE4A1D"/>
+          <w:b/>
+          <w:bCs/>
+          <w:color w:val="DC7D3E"/>
         </w:rPr>
         <w:t xml:space="preserve">Roopa Misra:</w:t>
       </w:r>
@@ -2529,9 +2528,9 @@
       </w:r>
       <w:r>
         <w:rPr>
-          <w:b w:val="true"/>
-          <w:bCs w:val="true"/>
-          <w:color w:val="DE4A1D"/>
+          <w:b/>
+          <w:bCs/>
+          <w:color w:val="DC7D3E"/>
         </w:rPr>
         <w:t xml:space="preserve">Roopa Misra:</w:t>
       </w:r>
@@ -2554,9 +2553,9 @@
       </w:r>
       <w:r>
         <w:rPr>
-          <w:b w:val="true"/>
-          <w:bCs w:val="true"/>
-          <w:color w:val="72B372"/>
+          <w:b/>
+          <w:bCs/>
+          <w:color w:val="489872"/>
         </w:rPr>
         <w:t xml:space="preserve">Josh Lowrey:</w:t>
       </w:r>
@@ -2579,9 +2578,9 @@
       </w:r>
       <w:r>
         <w:rPr>
-          <w:b w:val="true"/>
-          <w:bCs w:val="true"/>
-          <w:color w:val="DE4A1D"/>
+          <w:b/>
+          <w:bCs/>
+          <w:color w:val="DC7D3E"/>
         </w:rPr>
         <w:t xml:space="preserve">Roopa Misra:</w:t>
       </w:r>
@@ -2613,9 +2612,9 @@
       </w:r>
       <w:r>
         <w:rPr>
-          <w:b w:val="true"/>
-          <w:bCs w:val="true"/>
-          <w:color w:val="DE4A1D"/>
+          <w:b/>
+          <w:bCs/>
+          <w:color w:val="DC7D3E"/>
         </w:rPr>
         <w:t xml:space="preserve">Roopa Misra:</w:t>
       </w:r>
@@ -2638,9 +2637,9 @@
       </w:r>
       <w:r>
         <w:rPr>
-          <w:b w:val="true"/>
-          <w:bCs w:val="true"/>
-          <w:color w:val="DE4A1D"/>
+          <w:b/>
+          <w:bCs/>
+          <w:color w:val="DC7D3E"/>
         </w:rPr>
         <w:t xml:space="preserve">Roopa Misra:</w:t>
       </w:r>
@@ -2663,9 +2662,9 @@
       </w:r>
       <w:r>
         <w:rPr>
-          <w:b w:val="true"/>
-          <w:bCs w:val="true"/>
-          <w:color w:val="DE4A1D"/>
+          <w:b/>
+          <w:bCs/>
+          <w:color w:val="DC7D3E"/>
         </w:rPr>
         <w:t xml:space="preserve">Roopa Misra:</w:t>
       </w:r>
@@ -2688,9 +2687,9 @@
       </w:r>
       <w:r>
         <w:rPr>
-          <w:b w:val="true"/>
-          <w:bCs w:val="true"/>
-          <w:color w:val="72B372"/>
+          <w:b/>
+          <w:bCs/>
+          <w:color w:val="489872"/>
         </w:rPr>
         <w:t xml:space="preserve">Josh Lowrey:</w:t>
       </w:r>
@@ -2722,9 +2721,9 @@
       </w:r>
       <w:r>
         <w:rPr>
-          <w:b w:val="true"/>
-          <w:bCs w:val="true"/>
-          <w:color w:val="DE4A1D"/>
+          <w:b/>
+          <w:bCs/>
+          <w:color w:val="DC7D3E"/>
         </w:rPr>
         <w:t xml:space="preserve">Roopa Misra:</w:t>
       </w:r>
@@ -2747,9 +2746,9 @@
       </w:r>
       <w:r>
         <w:rPr>
-          <w:b w:val="true"/>
-          <w:bCs w:val="true"/>
-          <w:color w:val="72B372"/>
+          <w:b/>
+          <w:bCs/>
+          <w:color w:val="489872"/>
         </w:rPr>
         <w:t xml:space="preserve">Josh Lowrey:</w:t>
       </w:r>
@@ -2772,9 +2771,9 @@
       </w:r>
       <w:r>
         <w:rPr>
-          <w:b w:val="true"/>
-          <w:bCs w:val="true"/>
-          <w:color w:val="DE4A1D"/>
+          <w:b/>
+          <w:bCs/>
+          <w:color w:val="DC7D3E"/>
         </w:rPr>
         <w:t xml:space="preserve">Roopa Misra:</w:t>
       </w:r>
@@ -2797,9 +2796,9 @@
       </w:r>
       <w:r>
         <w:rPr>
-          <w:b w:val="true"/>
-          <w:bCs w:val="true"/>
-          <w:color w:val="72B372"/>
+          <w:b/>
+          <w:bCs/>
+          <w:color w:val="489872"/>
         </w:rPr>
         <w:t xml:space="preserve">Josh Lowrey:</w:t>
       </w:r>
@@ -2822,9 +2821,9 @@
       </w:r>
       <w:r>
         <w:rPr>
-          <w:b w:val="true"/>
-          <w:bCs w:val="true"/>
-          <w:color w:val="DE4A1D"/>
+          <w:b/>
+          <w:bCs/>
+          <w:color w:val="DC7D3E"/>
         </w:rPr>
         <w:t xml:space="preserve">Roopa Misra:</w:t>
       </w:r>
@@ -2847,9 +2846,9 @@
       </w:r>
       <w:r>
         <w:rPr>
-          <w:b w:val="true"/>
-          <w:bCs w:val="true"/>
-          <w:color w:val="DE4A1D"/>
+          <w:b/>
+          <w:bCs/>
+          <w:color w:val="DC7D3E"/>
         </w:rPr>
         <w:t xml:space="preserve">Roopa Misra:</w:t>
       </w:r>
@@ -2872,9 +2871,9 @@
       </w:r>
       <w:r>
         <w:rPr>
-          <w:b w:val="true"/>
-          <w:bCs w:val="true"/>
-          <w:color w:val="72B372"/>
+          <w:b/>
+          <w:bCs/>
+          <w:color w:val="489872"/>
         </w:rPr>
         <w:t xml:space="preserve">Josh Lowrey:</w:t>
       </w:r>
@@ -2897,9 +2896,9 @@
       </w:r>
       <w:r>
         <w:rPr>
-          <w:b w:val="true"/>
-          <w:bCs w:val="true"/>
-          <w:color w:val="72B372"/>
+          <w:b/>
+          <w:bCs/>
+          <w:color w:val="489872"/>
         </w:rPr>
         <w:t xml:space="preserve">Josh Lowrey:</w:t>
       </w:r>
@@ -2931,9 +2930,9 @@
       </w:r>
       <w:r>
         <w:rPr>
-          <w:b w:val="true"/>
-          <w:bCs w:val="true"/>
-          <w:color w:val="DE4A1D"/>
+          <w:b/>
+          <w:bCs/>
+          <w:color w:val="DC7D3E"/>
         </w:rPr>
         <w:t xml:space="preserve">Roopa Misra:</w:t>
       </w:r>
@@ -2956,9 +2955,9 @@
       </w:r>
       <w:r>
         <w:rPr>
-          <w:b w:val="true"/>
-          <w:bCs w:val="true"/>
-          <w:color w:val="DE4A1D"/>
+          <w:b/>
+          <w:bCs/>
+          <w:color w:val="DC7D3E"/>
         </w:rPr>
         <w:t xml:space="preserve">Roopa Misra:</w:t>
       </w:r>
@@ -2981,9 +2980,9 @@
       </w:r>
       <w:r>
         <w:rPr>
-          <w:b w:val="true"/>
-          <w:bCs w:val="true"/>
-          <w:color w:val="DE4A1D"/>
+          <w:b/>
+          <w:bCs/>
+          <w:color w:val="DC7D3E"/>
         </w:rPr>
         <w:t xml:space="preserve">Roopa Misra:</w:t>
       </w:r>
@@ -3006,9 +3005,9 @@
       </w:r>
       <w:r>
         <w:rPr>
-          <w:b w:val="true"/>
-          <w:bCs w:val="true"/>
-          <w:color w:val="72B372"/>
+          <w:b/>
+          <w:bCs/>
+          <w:color w:val="489872"/>
         </w:rPr>
         <w:t xml:space="preserve">Josh Lowrey:</w:t>
       </w:r>
@@ -3031,9 +3030,9 @@
       </w:r>
       <w:r>
         <w:rPr>
-          <w:b w:val="true"/>
-          <w:bCs w:val="true"/>
-          <w:color w:val="DE4A1D"/>
+          <w:b/>
+          <w:bCs/>
+          <w:color w:val="DC7D3E"/>
         </w:rPr>
         <w:t xml:space="preserve">Roopa Misra:</w:t>
       </w:r>
@@ -3056,9 +3055,9 @@
       </w:r>
       <w:r>
         <w:rPr>
-          <w:b w:val="true"/>
-          <w:bCs w:val="true"/>
-          <w:color w:val="72B372"/>
+          <w:b/>
+          <w:bCs/>
+          <w:color w:val="489872"/>
         </w:rPr>
         <w:t xml:space="preserve">Josh Lowrey:</w:t>
       </w:r>
@@ -3081,9 +3080,9 @@
       </w:r>
       <w:r>
         <w:rPr>
-          <w:b w:val="true"/>
-          <w:bCs w:val="true"/>
-          <w:color w:val="DE4A1D"/>
+          <w:b/>
+          <w:bCs/>
+          <w:color w:val="DC7D3E"/>
         </w:rPr>
         <w:t xml:space="preserve">Roopa Misra:</w:t>
       </w:r>
@@ -3106,9 +3105,9 @@
       </w:r>
       <w:r>
         <w:rPr>
-          <w:b w:val="true"/>
-          <w:bCs w:val="true"/>
-          <w:color w:val="DE4A1D"/>
+          <w:b/>
+          <w:bCs/>
+          <w:color w:val="DC7D3E"/>
         </w:rPr>
         <w:t xml:space="preserve">Roopa Misra:</w:t>
       </w:r>
@@ -3140,9 +3139,9 @@
       </w:r>
       <w:r>
         <w:rPr>
-          <w:b w:val="true"/>
-          <w:bCs w:val="true"/>
-          <w:color w:val="72B372"/>
+          <w:b/>
+          <w:bCs/>
+          <w:color w:val="489872"/>
         </w:rPr>
         <w:t xml:space="preserve">Josh Lowrey:</w:t>
       </w:r>
@@ -3165,9 +3164,9 @@
       </w:r>
       <w:r>
         <w:rPr>
-          <w:b w:val="true"/>
-          <w:bCs w:val="true"/>
-          <w:color w:val="DE4A1D"/>
+          <w:b/>
+          <w:bCs/>
+          <w:color w:val="DC7D3E"/>
         </w:rPr>
         <w:t xml:space="preserve">Roopa Misra:</w:t>
       </w:r>
@@ -3190,9 +3189,9 @@
       </w:r>
       <w:r>
         <w:rPr>
-          <w:b w:val="true"/>
-          <w:bCs w:val="true"/>
-          <w:color w:val="DE4A1D"/>
+          <w:b/>
+          <w:bCs/>
+          <w:color w:val="DC7D3E"/>
         </w:rPr>
         <w:t xml:space="preserve">Roopa Misra:</w:t>
       </w:r>
@@ -3215,9 +3214,9 @@
       </w:r>
       <w:r>
         <w:rPr>
-          <w:b w:val="true"/>
-          <w:bCs w:val="true"/>
-          <w:color w:val="72B372"/>
+          <w:b/>
+          <w:bCs/>
+          <w:color w:val="489872"/>
         </w:rPr>
         <w:t xml:space="preserve">Josh Lowrey:</w:t>
       </w:r>
@@ -3240,9 +3239,9 @@
       </w:r>
       <w:r>
         <w:rPr>
-          <w:b w:val="true"/>
-          <w:bCs w:val="true"/>
-          <w:color w:val="DE4A1D"/>
+          <w:b/>
+          <w:bCs/>
+          <w:color w:val="DC7D3E"/>
         </w:rPr>
         <w:t xml:space="preserve">Roopa Misra:</w:t>
       </w:r>
@@ -3265,9 +3264,9 @@
       </w:r>
       <w:r>
         <w:rPr>
-          <w:b w:val="true"/>
-          <w:bCs w:val="true"/>
-          <w:color w:val="DE4A1D"/>
+          <w:b/>
+          <w:bCs/>
+          <w:color w:val="DC7D3E"/>
         </w:rPr>
         <w:t xml:space="preserve">Roopa Misra:</w:t>
       </w:r>
@@ -3290,9 +3289,9 @@
       </w:r>
       <w:r>
         <w:rPr>
-          <w:b w:val="true"/>
-          <w:bCs w:val="true"/>
-          <w:color w:val="DE4A1D"/>
+          <w:b/>
+          <w:bCs/>
+          <w:color w:val="DC7D3E"/>
         </w:rPr>
         <w:t xml:space="preserve">Roopa Misra:</w:t>
       </w:r>
@@ -3324,9 +3323,9 @@
       </w:r>
       <w:r>
         <w:rPr>
-          <w:b w:val="true"/>
-          <w:bCs w:val="true"/>
-          <w:color w:val="72B372"/>
+          <w:b/>
+          <w:bCs/>
+          <w:color w:val="489872"/>
         </w:rPr>
         <w:t xml:space="preserve">Josh Lowrey:</w:t>
       </w:r>
@@ -3349,9 +3348,9 @@
       </w:r>
       <w:r>
         <w:rPr>
-          <w:b w:val="true"/>
-          <w:bCs w:val="true"/>
-          <w:color w:val="DE4A1D"/>
+          <w:b/>
+          <w:bCs/>
+          <w:color w:val="DC7D3E"/>
         </w:rPr>
         <w:t xml:space="preserve">Roopa Misra:</w:t>
       </w:r>
@@ -3374,9 +3373,9 @@
       </w:r>
       <w:r>
         <w:rPr>
-          <w:b w:val="true"/>
-          <w:bCs w:val="true"/>
-          <w:color w:val="DE4A1D"/>
+          <w:b/>
+          <w:bCs/>
+          <w:color w:val="DC7D3E"/>
         </w:rPr>
         <w:t xml:space="preserve">Roopa Misra:</w:t>
       </w:r>
@@ -3399,9 +3398,9 @@
       </w:r>
       <w:r>
         <w:rPr>
-          <w:b w:val="true"/>
-          <w:bCs w:val="true"/>
-          <w:color w:val="DE4A1D"/>
+          <w:b/>
+          <w:bCs/>
+          <w:color w:val="DC7D3E"/>
         </w:rPr>
         <w:t xml:space="preserve">Roopa Misra:</w:t>
       </w:r>
@@ -3433,9 +3432,9 @@
       </w:r>
       <w:r>
         <w:rPr>
-          <w:b w:val="true"/>
-          <w:bCs w:val="true"/>
-          <w:color w:val="DE4A1D"/>
+          <w:b/>
+          <w:bCs/>
+          <w:color w:val="DC7D3E"/>
         </w:rPr>
         <w:t xml:space="preserve">Roopa Misra:</w:t>
       </w:r>
@@ -3458,9 +3457,9 @@
       </w:r>
       <w:r>
         <w:rPr>
-          <w:b w:val="true"/>
-          <w:bCs w:val="true"/>
-          <w:color w:val="DE4A1D"/>
+          <w:b/>
+          <w:bCs/>
+          <w:color w:val="DC7D3E"/>
         </w:rPr>
         <w:t xml:space="preserve">Roopa Misra:</w:t>
       </w:r>
@@ -3492,9 +3491,9 @@
       </w:r>
       <w:r>
         <w:rPr>
-          <w:b w:val="true"/>
-          <w:bCs w:val="true"/>
-          <w:color w:val="DE4A1D"/>
+          <w:b/>
+          <w:bCs/>
+          <w:color w:val="DC7D3E"/>
         </w:rPr>
         <w:t xml:space="preserve">Roopa Misra:</w:t>
       </w:r>
@@ -3517,9 +3516,9 @@
       </w:r>
       <w:r>
         <w:rPr>
-          <w:b w:val="true"/>
-          <w:bCs w:val="true"/>
-          <w:color w:val="DE4A1D"/>
+          <w:b/>
+          <w:bCs/>
+          <w:color w:val="DC7D3E"/>
         </w:rPr>
         <w:t xml:space="preserve">Roopa Misra:</w:t>
       </w:r>
@@ -3542,9 +3541,9 @@
       </w:r>
       <w:r>
         <w:rPr>
-          <w:b w:val="true"/>
-          <w:bCs w:val="true"/>
-          <w:color w:val="72B372"/>
+          <w:b/>
+          <w:bCs/>
+          <w:color w:val="489872"/>
         </w:rPr>
         <w:t xml:space="preserve">Josh Lowrey:</w:t>
       </w:r>
@@ -3567,9 +3566,9 @@
       </w:r>
       <w:r>
         <w:rPr>
-          <w:b w:val="true"/>
-          <w:bCs w:val="true"/>
-          <w:color w:val="DE4A1D"/>
+          <w:b/>
+          <w:bCs/>
+          <w:color w:val="DC7D3E"/>
         </w:rPr>
         <w:t xml:space="preserve">Roopa Misra:</w:t>
       </w:r>
@@ -3592,9 +3591,9 @@
       </w:r>
       <w:r>
         <w:rPr>
-          <w:b w:val="true"/>
-          <w:bCs w:val="true"/>
-          <w:color w:val="6600CC"/>
+          <w:b/>
+          <w:bCs/>
+          <w:color w:val="9C5DE1"/>
         </w:rPr>
         <w:t xml:space="preserve">Richard Rodriguez:</w:t>
       </w:r>
@@ -3617,9 +3616,9 @@
       </w:r>
       <w:r>
         <w:rPr>
-          <w:b w:val="true"/>
-          <w:bCs w:val="true"/>
-          <w:color w:val="6600CC"/>
+          <w:b/>
+          <w:bCs/>
+          <w:color w:val="9C5DE1"/>
         </w:rPr>
         <w:t xml:space="preserve">Richard Rodriguez:</w:t>
       </w:r>
@@ -3651,9 +3650,9 @@
       </w:r>
       <w:r>
         <w:rPr>
-          <w:b w:val="true"/>
-          <w:bCs w:val="true"/>
-          <w:color w:val="6600CC"/>
+          <w:b/>
+          <w:bCs/>
+          <w:color w:val="9C5DE1"/>
         </w:rPr>
         <w:t xml:space="preserve">Richard Rodriguez:</w:t>
       </w:r>
@@ -3676,9 +3675,9 @@
       </w:r>
       <w:r>
         <w:rPr>
-          <w:b w:val="true"/>
-          <w:bCs w:val="true"/>
-          <w:color w:val="6600CC"/>
+          <w:b/>
+          <w:bCs/>
+          <w:color w:val="9C5DE1"/>
         </w:rPr>
         <w:t xml:space="preserve">Richard Rodriguez:</w:t>
       </w:r>
@@ -3701,9 +3700,9 @@
       </w:r>
       <w:r>
         <w:rPr>
-          <w:b w:val="true"/>
-          <w:bCs w:val="true"/>
-          <w:color w:val="DE4A1D"/>
+          <w:b/>
+          <w:bCs/>
+          <w:color w:val="DC7D3E"/>
         </w:rPr>
         <w:t xml:space="preserve">Roopa Misra:</w:t>
       </w:r>
@@ -3726,9 +3725,9 @@
       </w:r>
       <w:r>
         <w:rPr>
-          <w:b w:val="true"/>
-          <w:bCs w:val="true"/>
-          <w:color w:val="72B372"/>
+          <w:b/>
+          <w:bCs/>
+          <w:color w:val="489872"/>
         </w:rPr>
         <w:t xml:space="preserve">Josh Lowrey:</w:t>
       </w:r>
@@ -3751,9 +3750,9 @@
       </w:r>
       <w:r>
         <w:rPr>
-          <w:b w:val="true"/>
-          <w:bCs w:val="true"/>
-          <w:color w:val="DE4A1D"/>
+          <w:b/>
+          <w:bCs/>
+          <w:color w:val="DC7D3E"/>
         </w:rPr>
         <w:t xml:space="preserve">Roopa Misra:</w:t>
       </w:r>
@@ -3776,9 +3775,9 @@
       </w:r>
       <w:r>
         <w:rPr>
-          <w:b w:val="true"/>
-          <w:bCs w:val="true"/>
-          <w:color w:val="DE4A1D"/>
+          <w:b/>
+          <w:bCs/>
+          <w:color w:val="DC7D3E"/>
         </w:rPr>
         <w:t xml:space="preserve">Roopa Misra:</w:t>
       </w:r>
@@ -3810,9 +3809,9 @@
       </w:r>
       <w:r>
         <w:rPr>
-          <w:b w:val="true"/>
-          <w:bCs w:val="true"/>
-          <w:color w:val="DE4A1D"/>
+          <w:b/>
+          <w:bCs/>
+          <w:color w:val="DC7D3E"/>
         </w:rPr>
         <w:t xml:space="preserve">Roopa Misra:</w:t>
       </w:r>
@@ -3835,9 +3834,9 @@
       </w:r>
       <w:r>
         <w:rPr>
-          <w:b w:val="true"/>
-          <w:bCs w:val="true"/>
-          <w:color w:val="DE4A1D"/>
+          <w:b/>
+          <w:bCs/>
+          <w:color w:val="DC7D3E"/>
         </w:rPr>
         <w:t xml:space="preserve">Roopa Misra:</w:t>
       </w:r>
@@ -3869,9 +3868,9 @@
       </w:r>
       <w:r>
         <w:rPr>
-          <w:b w:val="true"/>
-          <w:bCs w:val="true"/>
-          <w:color w:val="DE4A1D"/>
+          <w:b/>
+          <w:bCs/>
+          <w:color w:val="DC7D3E"/>
         </w:rPr>
         <w:t xml:space="preserve">Roopa Misra:</w:t>
       </w:r>
@@ -3894,9 +3893,9 @@
       </w:r>
       <w:r>
         <w:rPr>
-          <w:b w:val="true"/>
-          <w:bCs w:val="true"/>
-          <w:color w:val="DE4A1D"/>
+          <w:b/>
+          <w:bCs/>
+          <w:color w:val="DC7D3E"/>
         </w:rPr>
         <w:t xml:space="preserve">Roopa Misra:</w:t>
       </w:r>
@@ -3919,9 +3918,9 @@
       </w:r>
       <w:r>
         <w:rPr>
-          <w:b w:val="true"/>
-          <w:bCs w:val="true"/>
-          <w:color w:val="72B372"/>
+          <w:b/>
+          <w:bCs/>
+          <w:color w:val="489872"/>
         </w:rPr>
         <w:t xml:space="preserve">Josh Lowrey:</w:t>
       </w:r>
@@ -3944,9 +3943,9 @@
       </w:r>
       <w:r>
         <w:rPr>
-          <w:b w:val="true"/>
-          <w:bCs w:val="true"/>
-          <w:color w:val="72B372"/>
+          <w:b/>
+          <w:bCs/>
+          <w:color w:val="489872"/>
         </w:rPr>
         <w:t xml:space="preserve">Josh Lowrey:</w:t>
       </w:r>
@@ -3978,9 +3977,9 @@
       </w:r>
       <w:r>
         <w:rPr>
-          <w:b w:val="true"/>
-          <w:bCs w:val="true"/>
-          <w:color w:val="DE4A1D"/>
+          <w:b/>
+          <w:bCs/>
+          <w:color w:val="DC7D3E"/>
         </w:rPr>
         <w:t xml:space="preserve">Roopa Misra:</w:t>
       </w:r>
@@ -4003,9 +4002,9 @@
       </w:r>
       <w:r>
         <w:rPr>
-          <w:b w:val="true"/>
-          <w:bCs w:val="true"/>
-          <w:color w:val="72B372"/>
+          <w:b/>
+          <w:bCs/>
+          <w:color w:val="489872"/>
         </w:rPr>
         <w:t xml:space="preserve">Josh Lowrey:</w:t>
       </w:r>
@@ -4028,9 +4027,9 @@
       </w:r>
       <w:r>
         <w:rPr>
-          <w:b w:val="true"/>
-          <w:bCs w:val="true"/>
-          <w:color w:val="72B372"/>
+          <w:b/>
+          <w:bCs/>
+          <w:color w:val="489872"/>
         </w:rPr>
         <w:t xml:space="preserve">Josh Lowrey:</w:t>
       </w:r>
@@ -4053,9 +4052,9 @@
       </w:r>
       <w:r>
         <w:rPr>
-          <w:b w:val="true"/>
-          <w:bCs w:val="true"/>
-          <w:color w:val="DE4A1D"/>
+          <w:b/>
+          <w:bCs/>
+          <w:color w:val="DC7D3E"/>
         </w:rPr>
         <w:t xml:space="preserve">Roopa Misra:</w:t>
       </w:r>
@@ -4078,9 +4077,9 @@
       </w:r>
       <w:r>
         <w:rPr>
-          <w:b w:val="true"/>
-          <w:bCs w:val="true"/>
-          <w:color w:val="DE4A1D"/>
+          <w:b/>
+          <w:bCs/>
+          <w:color w:val="DC7D3E"/>
         </w:rPr>
         <w:t xml:space="preserve">Roopa Misra:</w:t>
       </w:r>
@@ -4103,9 +4102,9 @@
       </w:r>
       <w:r>
         <w:rPr>
-          <w:b w:val="true"/>
-          <w:bCs w:val="true"/>
-          <w:color w:val="72B372"/>
+          <w:b/>
+          <w:bCs/>
+          <w:color w:val="489872"/>
         </w:rPr>
         <w:t xml:space="preserve">Josh Lowrey:</w:t>
       </w:r>
@@ -4128,9 +4127,9 @@
       </w:r>
       <w:r>
         <w:rPr>
-          <w:b w:val="true"/>
-          <w:bCs w:val="true"/>
-          <w:color w:val="72B372"/>
+          <w:b/>
+          <w:bCs/>
+          <w:color w:val="489872"/>
         </w:rPr>
         <w:t xml:space="preserve">Josh Lowrey:</w:t>
       </w:r>
@@ -4162,9 +4161,9 @@
       </w:r>
       <w:r>
         <w:rPr>
-          <w:b w:val="true"/>
-          <w:bCs w:val="true"/>
-          <w:color w:val="72B372"/>
+          <w:b/>
+          <w:bCs/>
+          <w:color w:val="489872"/>
         </w:rPr>
         <w:t xml:space="preserve">Josh Lowrey:</w:t>
       </w:r>
@@ -4187,9 +4186,9 @@
       </w:r>
       <w:r>
         <w:rPr>
-          <w:b w:val="true"/>
-          <w:bCs w:val="true"/>
-          <w:color w:val="DE4A1D"/>
+          <w:b/>
+          <w:bCs/>
+          <w:color w:val="DC7D3E"/>
         </w:rPr>
         <w:t xml:space="preserve">Roopa Misra:</w:t>
       </w:r>
@@ -4212,9 +4211,9 @@
       </w:r>
       <w:r>
         <w:rPr>
-          <w:b w:val="true"/>
-          <w:bCs w:val="true"/>
-          <w:color w:val="DE4A1D"/>
+          <w:b/>
+          <w:bCs/>
+          <w:color w:val="DC7D3E"/>
         </w:rPr>
         <w:t xml:space="preserve">Roopa Misra:</w:t>
       </w:r>
@@ -4237,9 +4236,9 @@
       </w:r>
       <w:r>
         <w:rPr>
-          <w:b w:val="true"/>
-          <w:bCs w:val="true"/>
-          <w:color w:val="72B372"/>
+          <w:b/>
+          <w:bCs/>
+          <w:color w:val="489872"/>
         </w:rPr>
         <w:t xml:space="preserve">Josh Lowrey:</w:t>
       </w:r>
@@ -4262,9 +4261,9 @@
       </w:r>
       <w:r>
         <w:rPr>
-          <w:b w:val="true"/>
-          <w:bCs w:val="true"/>
-          <w:color w:val="72B372"/>
+          <w:b/>
+          <w:bCs/>
+          <w:color w:val="489872"/>
         </w:rPr>
         <w:t xml:space="preserve">Josh Lowrey:</w:t>
       </w:r>
@@ -4287,9 +4286,9 @@
       </w:r>
       <w:r>
         <w:rPr>
-          <w:b w:val="true"/>
-          <w:bCs w:val="true"/>
-          <w:color w:val="DE4A1D"/>
+          <w:b/>
+          <w:bCs/>
+          <w:color w:val="DC7D3E"/>
         </w:rPr>
         <w:t xml:space="preserve">Roopa Misra:</w:t>
       </w:r>
@@ -4312,9 +4311,9 @@
       </w:r>
       <w:r>
         <w:rPr>
-          <w:b w:val="true"/>
-          <w:bCs w:val="true"/>
-          <w:color w:val="72B372"/>
+          <w:b/>
+          <w:bCs/>
+          <w:color w:val="489872"/>
         </w:rPr>
         <w:t xml:space="preserve">Josh Lowrey:</w:t>
       </w:r>
@@ -4346,9 +4345,9 @@
       </w:r>
       <w:r>
         <w:rPr>
-          <w:b w:val="true"/>
-          <w:bCs w:val="true"/>
-          <w:color w:val="72B372"/>
+          <w:b/>
+          <w:bCs/>
+          <w:color w:val="489872"/>
         </w:rPr>
         <w:t xml:space="preserve">Josh Lowrey:</w:t>
       </w:r>
@@ -4371,9 +4370,9 @@
       </w:r>
       <w:r>
         <w:rPr>
-          <w:b w:val="true"/>
-          <w:bCs w:val="true"/>
-          <w:color w:val="DE4A1D"/>
+          <w:b/>
+          <w:bCs/>
+          <w:color w:val="DC7D3E"/>
         </w:rPr>
         <w:t xml:space="preserve">Roopa Misra:</w:t>
       </w:r>
@@ -4396,9 +4395,9 @@
       </w:r>
       <w:r>
         <w:rPr>
-          <w:b w:val="true"/>
-          <w:bCs w:val="true"/>
-          <w:color w:val="72B372"/>
+          <w:b/>
+          <w:bCs/>
+          <w:color w:val="489872"/>
         </w:rPr>
         <w:t xml:space="preserve">Josh Lowrey:</w:t>
       </w:r>
@@ -4421,9 +4420,9 @@
       </w:r>
       <w:r>
         <w:rPr>
-          <w:b w:val="true"/>
-          <w:bCs w:val="true"/>
-          <w:color w:val="72B372"/>
+          <w:b/>
+          <w:bCs/>
+          <w:color w:val="489872"/>
         </w:rPr>
         <w:t xml:space="preserve">Josh Lowrey:</w:t>
       </w:r>
@@ -4446,9 +4445,9 @@
       </w:r>
       <w:r>
         <w:rPr>
-          <w:b w:val="true"/>
-          <w:bCs w:val="true"/>
-          <w:color w:val="DE4A1D"/>
+          <w:b/>
+          <w:bCs/>
+          <w:color w:val="DC7D3E"/>
         </w:rPr>
         <w:t xml:space="preserve">Roopa Misra:</w:t>
       </w:r>
@@ -4471,9 +4470,9 @@
       </w:r>
       <w:r>
         <w:rPr>
-          <w:b w:val="true"/>
-          <w:bCs w:val="true"/>
-          <w:color w:val="DE4A1D"/>
+          <w:b/>
+          <w:bCs/>
+          <w:color w:val="DC7D3E"/>
         </w:rPr>
         <w:t xml:space="preserve">Roopa Misra:</w:t>
       </w:r>
@@ -4496,9 +4495,9 @@
       </w:r>
       <w:r>
         <w:rPr>
-          <w:b w:val="true"/>
-          <w:bCs w:val="true"/>
-          <w:color w:val="72B372"/>
+          <w:b/>
+          <w:bCs/>
+          <w:color w:val="489872"/>
         </w:rPr>
         <w:t xml:space="preserve">Josh Lowrey:</w:t>
       </w:r>
@@ -4521,9 +4520,9 @@
       </w:r>
       <w:r>
         <w:rPr>
-          <w:b w:val="true"/>
-          <w:bCs w:val="true"/>
-          <w:color w:val="DE4A1D"/>
+          <w:b/>
+          <w:bCs/>
+          <w:color w:val="DC7D3E"/>
         </w:rPr>
         <w:t xml:space="preserve">Roopa Misra:</w:t>
       </w:r>
@@ -4546,9 +4545,9 @@
       </w:r>
       <w:r>
         <w:rPr>
-          <w:b w:val="true"/>
-          <w:bCs w:val="true"/>
-          <w:color w:val="72B372"/>
+          <w:b/>
+          <w:bCs/>
+          <w:color w:val="489872"/>
         </w:rPr>
         <w:t xml:space="preserve">Josh Lowrey:</w:t>
       </w:r>
@@ -4571,9 +4570,9 @@
       </w:r>
       <w:r>
         <w:rPr>
-          <w:b w:val="true"/>
-          <w:bCs w:val="true"/>
-          <w:color w:val="72B372"/>
+          <w:b/>
+          <w:bCs/>
+          <w:color w:val="489872"/>
         </w:rPr>
         <w:t xml:space="preserve">Josh Lowrey:</w:t>
       </w:r>
@@ -4605,9 +4604,9 @@
       </w:r>
       <w:r>
         <w:rPr>
-          <w:b w:val="true"/>
-          <w:bCs w:val="true"/>
-          <w:color w:val="72B372"/>
+          <w:b/>
+          <w:bCs/>
+          <w:color w:val="489872"/>
         </w:rPr>
         <w:t xml:space="preserve">Josh Lowrey:</w:t>
       </w:r>
@@ -4630,9 +4629,9 @@
       </w:r>
       <w:r>
         <w:rPr>
-          <w:b w:val="true"/>
-          <w:bCs w:val="true"/>
-          <w:color w:val="72B372"/>
+          <w:b/>
+          <w:bCs/>
+          <w:color w:val="489872"/>
         </w:rPr>
         <w:t xml:space="preserve">Josh Lowrey:</w:t>
       </w:r>
@@ -4655,9 +4654,9 @@
       </w:r>
       <w:r>
         <w:rPr>
-          <w:b w:val="true"/>
-          <w:bCs w:val="true"/>
-          <w:color w:val="DE4A1D"/>
+          <w:b/>
+          <w:bCs/>
+          <w:color w:val="DC7D3E"/>
         </w:rPr>
         <w:t xml:space="preserve">Roopa Misra:</w:t>
       </w:r>
@@ -4680,9 +4679,9 @@
       </w:r>
       <w:r>
         <w:rPr>
-          <w:b w:val="true"/>
-          <w:bCs w:val="true"/>
-          <w:color w:val="DE4A1D"/>
+          <w:b/>
+          <w:bCs/>
+          <w:color w:val="DC7D3E"/>
         </w:rPr>
         <w:t xml:space="preserve">Roopa Misra:</w:t>
       </w:r>
@@ -4714,9 +4713,9 @@
       </w:r>
       <w:r>
         <w:rPr>
-          <w:b w:val="true"/>
-          <w:bCs w:val="true"/>
-          <w:color w:val="DE4A1D"/>
+          <w:b/>
+          <w:bCs/>
+          <w:color w:val="DC7D3E"/>
         </w:rPr>
         <w:t xml:space="preserve">Roopa Misra:</w:t>
       </w:r>
@@ -4739,9 +4738,9 @@
       </w:r>
       <w:r>
         <w:rPr>
-          <w:b w:val="true"/>
-          <w:bCs w:val="true"/>
-          <w:color w:val="DE4A1D"/>
+          <w:b/>
+          <w:bCs/>
+          <w:color w:val="DC7D3E"/>
         </w:rPr>
         <w:t xml:space="preserve">Roopa Misra:</w:t>
       </w:r>
@@ -4764,9 +4763,9 @@
       </w:r>
       <w:r>
         <w:rPr>
-          <w:b w:val="true"/>
-          <w:bCs w:val="true"/>
-          <w:color w:val="72B372"/>
+          <w:b/>
+          <w:bCs/>
+          <w:color w:val="489872"/>
         </w:rPr>
         <w:t xml:space="preserve">Josh Lowrey:</w:t>
       </w:r>
@@ -4789,9 +4788,9 @@
       </w:r>
       <w:r>
         <w:rPr>
-          <w:b w:val="true"/>
-          <w:bCs w:val="true"/>
-          <w:color w:val="DE4A1D"/>
+          <w:b/>
+          <w:bCs/>
+          <w:color w:val="DC7D3E"/>
         </w:rPr>
         <w:t xml:space="preserve">Roopa Misra:</w:t>
       </w:r>
@@ -4814,9 +4813,9 @@
       </w:r>
       <w:r>
         <w:rPr>
-          <w:b w:val="true"/>
-          <w:bCs w:val="true"/>
-          <w:color w:val="72B372"/>
+          <w:b/>
+          <w:bCs/>
+          <w:color w:val="489872"/>
         </w:rPr>
         <w:t xml:space="preserve">Josh Lowrey:</w:t>
       </w:r>
@@ -4839,9 +4838,9 @@
       </w:r>
       <w:r>
         <w:rPr>
-          <w:b w:val="true"/>
-          <w:bCs w:val="true"/>
-          <w:color w:val="72B372"/>
+          <w:b/>
+          <w:bCs/>
+          <w:color w:val="489872"/>
         </w:rPr>
         <w:t xml:space="preserve">Josh Lowrey:</w:t>
       </w:r>
@@ -4864,9 +4863,9 @@
       </w:r>
       <w:r>
         <w:rPr>
-          <w:b w:val="true"/>
-          <w:bCs w:val="true"/>
-          <w:color w:val="DE4A1D"/>
+          <w:b/>
+          <w:bCs/>
+          <w:color w:val="DC7D3E"/>
         </w:rPr>
         <w:t xml:space="preserve">Roopa Misra:</w:t>
       </w:r>
@@ -4898,9 +4897,9 @@
       </w:r>
       <w:r>
         <w:rPr>
-          <w:b w:val="true"/>
-          <w:bCs w:val="true"/>
-          <w:color w:val="72B372"/>
+          <w:b/>
+          <w:bCs/>
+          <w:color w:val="489872"/>
         </w:rPr>
         <w:t xml:space="preserve">Josh Lowrey:</w:t>
       </w:r>
@@ -4923,9 +4922,9 @@
       </w:r>
       <w:r>
         <w:rPr>
-          <w:b w:val="true"/>
-          <w:bCs w:val="true"/>
-          <w:color w:val="DE4A1D"/>
+          <w:b/>
+          <w:bCs/>
+          <w:color w:val="DC7D3E"/>
         </w:rPr>
         <w:t xml:space="preserve">Roopa Misra:</w:t>
       </w:r>
@@ -4948,9 +4947,9 @@
       </w:r>
       <w:r>
         <w:rPr>
-          <w:b w:val="true"/>
-          <w:bCs w:val="true"/>
-          <w:color w:val="DE4A1D"/>
+          <w:b/>
+          <w:bCs/>
+          <w:color w:val="DC7D3E"/>
         </w:rPr>
         <w:t xml:space="preserve">Roopa Misra:</w:t>
       </w:r>
@@ -4973,9 +4972,9 @@
       </w:r>
       <w:r>
         <w:rPr>
-          <w:b w:val="true"/>
-          <w:bCs w:val="true"/>
-          <w:color w:val="72B372"/>
+          <w:b/>
+          <w:bCs/>
+          <w:color w:val="489872"/>
         </w:rPr>
         <w:t xml:space="preserve">Josh Lowrey:</w:t>
       </w:r>
@@ -4998,9 +4997,9 @@
       </w:r>
       <w:r>
         <w:rPr>
-          <w:b w:val="true"/>
-          <w:bCs w:val="true"/>
-          <w:color w:val="DE4A1D"/>
+          <w:b/>
+          <w:bCs/>
+          <w:color w:val="DC7D3E"/>
         </w:rPr>
         <w:t xml:space="preserve">Roopa Misra:</w:t>
       </w:r>
@@ -5023,9 +5022,9 @@
       </w:r>
       <w:r>
         <w:rPr>
-          <w:b w:val="true"/>
-          <w:bCs w:val="true"/>
-          <w:color w:val="72B372"/>
+          <w:b/>
+          <w:bCs/>
+          <w:color w:val="489872"/>
         </w:rPr>
         <w:t xml:space="preserve">Josh Lowrey:</w:t>
       </w:r>
@@ -5048,9 +5047,9 @@
       </w:r>
       <w:r>
         <w:rPr>
-          <w:b w:val="true"/>
-          <w:bCs w:val="true"/>
-          <w:color w:val="DE4A1D"/>
+          <w:b/>
+          <w:bCs/>
+          <w:color w:val="DC7D3E"/>
         </w:rPr>
         <w:t xml:space="preserve">Roopa Misra:</w:t>
       </w:r>
@@ -5073,9 +5072,9 @@
       </w:r>
       <w:r>
         <w:rPr>
-          <w:b w:val="true"/>
-          <w:bCs w:val="true"/>
-          <w:color w:val="DE4A1D"/>
+          <w:b/>
+          <w:bCs/>
+          <w:color w:val="DC7D3E"/>
         </w:rPr>
         <w:t xml:space="preserve">Roopa Misra:</w:t>
       </w:r>
@@ -5107,9 +5106,9 @@
       </w:r>
       <w:r>
         <w:rPr>
-          <w:b w:val="true"/>
-          <w:bCs w:val="true"/>
-          <w:color w:val="DE4A1D"/>
+          <w:b/>
+          <w:bCs/>
+          <w:color w:val="DC7D3E"/>
         </w:rPr>
         <w:t xml:space="preserve">Roopa Misra:</w:t>
       </w:r>
@@ -5132,9 +5131,9 @@
       </w:r>
       <w:r>
         <w:rPr>
-          <w:b w:val="true"/>
-          <w:bCs w:val="true"/>
-          <w:color w:val="72B372"/>
+          <w:b/>
+          <w:bCs/>
+          <w:color w:val="489872"/>
         </w:rPr>
         <w:t xml:space="preserve">Josh Lowrey:</w:t>
       </w:r>
@@ -5157,9 +5156,9 @@
       </w:r>
       <w:r>
         <w:rPr>
-          <w:b w:val="true"/>
-          <w:bCs w:val="true"/>
-          <w:color w:val="72B372"/>
+          <w:b/>
+          <w:bCs/>
+          <w:color w:val="489872"/>
         </w:rPr>
         <w:t xml:space="preserve">Josh Lowrey:</w:t>
       </w:r>
@@ -5182,9 +5181,9 @@
       </w:r>
       <w:r>
         <w:rPr>
-          <w:b w:val="true"/>
-          <w:bCs w:val="true"/>
-          <w:color w:val="6600CC"/>
+          <w:b/>
+          <w:bCs/>
+          <w:color w:val="9C5DE1"/>
         </w:rPr>
         <w:t xml:space="preserve">Richard Rodriguez:</w:t>
       </w:r>
@@ -5207,9 +5206,9 @@
       </w:r>
       <w:r>
         <w:rPr>
-          <w:b w:val="true"/>
-          <w:bCs w:val="true"/>
-          <w:color w:val="DE4A1D"/>
+          <w:b/>
+          <w:bCs/>
+          <w:color w:val="DC7D3E"/>
         </w:rPr>
         <w:t xml:space="preserve">Roopa Misra:</w:t>
       </w:r>
@@ -5232,9 +5231,9 @@
       </w:r>
       <w:r>
         <w:rPr>
-          <w:b w:val="true"/>
-          <w:bCs w:val="true"/>
-          <w:color w:val="DE4A1D"/>
+          <w:b/>
+          <w:bCs/>
+          <w:color w:val="DC7D3E"/>
         </w:rPr>
         <w:t xml:space="preserve">Roopa Misra:</w:t>
       </w:r>
@@ -5266,9 +5265,9 @@
       </w:r>
       <w:r>
         <w:rPr>
-          <w:b w:val="true"/>
-          <w:bCs w:val="true"/>
-          <w:color w:val="72B372"/>
+          <w:b/>
+          <w:bCs/>
+          <w:color w:val="489872"/>
         </w:rPr>
         <w:t xml:space="preserve">Josh Lowrey:</w:t>
       </w:r>
@@ -5291,9 +5290,9 @@
       </w:r>
       <w:r>
         <w:rPr>
-          <w:b w:val="true"/>
-          <w:bCs w:val="true"/>
-          <w:color w:val="6600CC"/>
+          <w:b/>
+          <w:bCs/>
+          <w:color w:val="9C5DE1"/>
         </w:rPr>
         <w:t xml:space="preserve">Richard Rodriguez:</w:t>
       </w:r>
@@ -5316,9 +5315,9 @@
       </w:r>
       <w:r>
         <w:rPr>
-          <w:b w:val="true"/>
-          <w:bCs w:val="true"/>
-          <w:color w:val="72B372"/>
+          <w:b/>
+          <w:bCs/>
+          <w:color w:val="489872"/>
         </w:rPr>
         <w:t xml:space="preserve">Josh Lowrey:</w:t>
       </w:r>
@@ -5341,9 +5340,9 @@
       </w:r>
       <w:r>
         <w:rPr>
-          <w:b w:val="true"/>
-          <w:bCs w:val="true"/>
-          <w:color w:val="72B372"/>
+          <w:b/>
+          <w:bCs/>
+          <w:color w:val="489872"/>
         </w:rPr>
         <w:t xml:space="preserve">Josh Lowrey:</w:t>
       </w:r>
@@ -5366,9 +5365,9 @@
       </w:r>
       <w:r>
         <w:rPr>
-          <w:b w:val="true"/>
-          <w:bCs w:val="true"/>
-          <w:color w:val="72B372"/>
+          <w:b/>
+          <w:bCs/>
+          <w:color w:val="489872"/>
         </w:rPr>
         <w:t xml:space="preserve">Josh Lowrey:</w:t>
       </w:r>
@@ -5391,9 +5390,9 @@
       </w:r>
       <w:r>
         <w:rPr>
-          <w:b w:val="true"/>
-          <w:bCs w:val="true"/>
-          <w:color w:val="DE4A1D"/>
+          <w:b/>
+          <w:bCs/>
+          <w:color w:val="DC7D3E"/>
         </w:rPr>
         <w:t xml:space="preserve">Roopa Misra:</w:t>
       </w:r>
@@ -5416,9 +5415,9 @@
       </w:r>
       <w:r>
         <w:rPr>
-          <w:b w:val="true"/>
-          <w:bCs w:val="true"/>
-          <w:color w:val="72B372"/>
+          <w:b/>
+          <w:bCs/>
+          <w:color w:val="489872"/>
         </w:rPr>
         <w:t xml:space="preserve">Josh Lowrey:</w:t>
       </w:r>
@@ -5441,9 +5440,9 @@
       </w:r>
       <w:r>
         <w:rPr>
-          <w:b w:val="true"/>
-          <w:bCs w:val="true"/>
-          <w:color w:val="DE4A1D"/>
+          <w:b/>
+          <w:bCs/>
+          <w:color w:val="DC7D3E"/>
         </w:rPr>
         <w:t xml:space="preserve">Roopa Misra:</w:t>
       </w:r>
@@ -5466,9 +5465,9 @@
       </w:r>
       <w:r>
         <w:rPr>
-          <w:b w:val="true"/>
-          <w:bCs w:val="true"/>
-          <w:color w:val="72B372"/>
+          <w:b/>
+          <w:bCs/>
+          <w:color w:val="489872"/>
         </w:rPr>
         <w:t xml:space="preserve">Josh Lowrey:</w:t>
       </w:r>
@@ -5491,9 +5490,9 @@
       </w:r>
       <w:r>
         <w:rPr>
-          <w:b w:val="true"/>
-          <w:bCs w:val="true"/>
-          <w:color w:val="DE4A1D"/>
+          <w:b/>
+          <w:bCs/>
+          <w:color w:val="DC7D3E"/>
         </w:rPr>
         <w:t xml:space="preserve">Roopa Misra:</w:t>
       </w:r>
@@ -5516,9 +5515,9 @@
       </w:r>
       <w:r>
         <w:rPr>
-          <w:b w:val="true"/>
-          <w:bCs w:val="true"/>
-          <w:color w:val="72B372"/>
+          <w:b/>
+          <w:bCs/>
+          <w:color w:val="489872"/>
         </w:rPr>
         <w:t xml:space="preserve">Josh Lowrey:</w:t>
       </w:r>
@@ -5550,9 +5549,9 @@
       </w:r>
       <w:r>
         <w:rPr>
-          <w:b w:val="true"/>
-          <w:bCs w:val="true"/>
-          <w:color w:val="72B372"/>
+          <w:b/>
+          <w:bCs/>
+          <w:color w:val="489872"/>
         </w:rPr>
         <w:t xml:space="preserve">Josh Lowrey:</w:t>
       </w:r>
@@ -5575,9 +5574,9 @@
       </w:r>
       <w:r>
         <w:rPr>
-          <w:b w:val="true"/>
-          <w:bCs w:val="true"/>
-          <w:color w:val="DE4A1D"/>
+          <w:b/>
+          <w:bCs/>
+          <w:color w:val="DC7D3E"/>
         </w:rPr>
         <w:t xml:space="preserve">Roopa Misra:</w:t>
       </w:r>
@@ -5600,9 +5599,9 @@
       </w:r>
       <w:r>
         <w:rPr>
-          <w:b w:val="true"/>
-          <w:bCs w:val="true"/>
-          <w:color w:val="72B372"/>
+          <w:b/>
+          <w:bCs/>
+          <w:color w:val="489872"/>
         </w:rPr>
         <w:t xml:space="preserve">Josh Lowrey:</w:t>
       </w:r>
@@ -5625,9 +5624,9 @@
       </w:r>
       <w:r>
         <w:rPr>
-          <w:b w:val="true"/>
-          <w:bCs w:val="true"/>
-          <w:color w:val="72B372"/>
+          <w:b/>
+          <w:bCs/>
+          <w:color w:val="489872"/>
         </w:rPr>
         <w:t xml:space="preserve">Josh Lowrey:</w:t>
       </w:r>
@@ -5650,9 +5649,9 @@
       </w:r>
       <w:r>
         <w:rPr>
-          <w:b w:val="true"/>
-          <w:bCs w:val="true"/>
-          <w:color w:val="72B372"/>
+          <w:b/>
+          <w:bCs/>
+          <w:color w:val="489872"/>
         </w:rPr>
         <w:t xml:space="preserve">Josh Lowrey:</w:t>
       </w:r>
@@ -5662,13 +5661,53 @@
     </w:p>
     <w:sectPr>
       <w:pgSz w:w="11906" w:h="16838" w:orient="portrait"/>
-      <w:pgMar w:top="1440" w:right="1440" w:bottom="1440" w:left="1440" w:header="708" w:footer="708" w:gutter="0" w:mirrorMargins="false"/>
-      <w:cols w:space="708" w:num="1" w:sep="false"/>
+      <w:pgMar w:top="1440" w:right="1440" w:bottom="1440" w:left="1440" w:header="708" w:footer="708" w:gutter="0"/>
+      <w:pgNumType/>
       <w:docGrid w:linePitch="360"/>
-      <w:pgNumType/>
     </w:sectPr>
   </w:body>
 </w:document>
+</file>
+
+<file path=word/comments.xml><?xml version="1.0" encoding="utf-8"?>
+<w:comments xmlns:cx="http://schemas.microsoft.com/office/drawing/2014/chartex" xmlns:cx1="http://schemas.microsoft.com/office/drawing/2015/9/8/chartex" xmlns:cx2="http://schemas.microsoft.com/office/drawing/2015/10/21/chartex" xmlns:cx3="http://schemas.microsoft.com/office/drawing/2016/5/9/chartex" xmlns:cx4="http://schemas.microsoft.com/office/drawing/2016/5/10/chartex" xmlns:cx5="http://schemas.microsoft.com/office/drawing/2016/5/11/chartex" xmlns:cx6="http://schemas.microsoft.com/office/drawing/2016/5/12/chartex" xmlns:cx7="http://schemas.microsoft.com/office/drawing/2016/5/13/chartex" xmlns:cx8="http://schemas.microsoft.com/office/drawing/2016/5/14/chartex" xmlns:mc="http://schemas.openxmlformats.org/markup-compatibility/2006" xmlns:aink="http://schemas.microsoft.com/office/drawing/2016/ink" xmlns:am3d="http://schemas.microsoft.com/office/drawing/2017/model3d" xmlns:o="urn:schemas-microsoft-com:office:office" xmlns:r="http://schemas.openxmlformats.org/officeDocument/2006/relationships" xmlns:m="http://schemas.openxmlformats.org/officeDocument/2006/math" xmlns:v="urn:schemas-microsoft-com:vml" xmlns:wp14="http://schemas.microsoft.com/office/word/2010/wordprocessingDrawing" xmlns:wp="http://schemas.openxmlformats.org/drawingml/2006/wordprocessingDrawing" xmlns:w10="urn:schemas-microsoft-com:office:word" xmlns:w="http://schemas.openxmlformats.org/wordprocessingml/2006/main" xmlns:w14="http://schemas.microsoft.com/office/word/2010/wordml" xmlns:w15="http://schemas.microsoft.com/office/word/2012/wordml" xmlns:w16cex="http://schemas.microsoft.com/office/word/2018/wordml/cex" xmlns:w16cid="http://schemas.microsoft.com/office/word/2016/wordml/cid" xmlns:w16="http://schemas.microsoft.com/office/word/2018/wordml" xmlns:w16sdtdh="http://schemas.microsoft.com/office/word/2020/wordml/sdtdatahash" xmlns:w16se="http://schemas.microsoft.com/office/word/2015/wordml/symex" xmlns:wpg="http://schemas.microsoft.com/office/word/2010/wordprocessingGroup" xmlns:wpi="http://schemas.microsoft.com/office/word/2010/wordprocessingInk" xmlns:wne="http://schemas.microsoft.com/office/word/2006/wordml" xmlns:wps="http://schemas.microsoft.com/office/word/2010/wordprocessingShape"/>
+</file>
+
+<file path=word/endnotes.xml><?xml version="1.0" encoding="utf-8"?>
+<w:endnotes xmlns:wpc="http://schemas.microsoft.com/office/word/2010/wordprocessingCanvas" xmlns:mc="http://schemas.openxmlformats.org/markup-compatibility/2006" xmlns:o="urn:schemas-microsoft-com:office:office" xmlns:r="http://schemas.openxmlformats.org/officeDocument/2006/relationships" xmlns:m="http://schemas.openxmlformats.org/officeDocument/2006/math" xmlns:v="urn:schemas-microsoft-com:vml" xmlns:wp14="http://schemas.microsoft.com/office/word/2010/wordprocessingDrawing" xmlns:wp="http://schemas.openxmlformats.org/drawingml/2006/wordprocessingDrawing" xmlns:w10="urn:schemas-microsoft-com:office:word" xmlns:w="http://schemas.openxmlformats.org/wordprocessingml/2006/main" xmlns:w14="http://schemas.microsoft.com/office/word/2010/wordml" xmlns:w15="http://schemas.microsoft.com/office/word/2012/wordml" xmlns:wpg="http://schemas.microsoft.com/office/word/2010/wordprocessingGroup" xmlns:wpi="http://schemas.microsoft.com/office/word/2010/wordprocessingInk" xmlns:wne="http://schemas.microsoft.com/office/word/2006/wordml" xmlns:wps="http://schemas.microsoft.com/office/word/2010/wordprocessingShape" mc:Ignorable="w14 w15 wp14">
+  <w:endnote w:type="separator" w:id="-1">
+    <w:p>
+      <w:pPr>
+        <w:spacing w:after="0" w:line="240" w:lineRule="auto"/>
+      </w:pPr>
+      <w:r>
+        <w:rPr>
+          <w:rStyle w:val="EndnoteReference"/>
+        </w:rPr>
+        <w:endnoteRef/>
+      </w:r>
+      <w:r>
+        <w:separator/>
+      </w:r>
+    </w:p>
+  </w:endnote>
+  <w:endnote w:type="continuationSeparator" w:id="0">
+    <w:p>
+      <w:pPr>
+        <w:spacing w:after="0" w:line="240" w:lineRule="auto"/>
+      </w:pPr>
+      <w:r>
+        <w:rPr>
+          <w:rStyle w:val="EndnoteReference"/>
+        </w:rPr>
+        <w:endnoteRef/>
+      </w:r>
+      <w:r>
+        <w:continuationSeparator/>
+      </w:r>
+    </w:p>
+  </w:endnote>
+</w:endnotes>
 </file>
 
 <file path=word/footnotes.xml><?xml version="1.0" encoding="utf-8"?>
@@ -5710,92 +5749,92 @@
 
 <file path=word/numbering.xml><?xml version="1.0" encoding="utf-8"?>
 <w:numbering xmlns:wpc="http://schemas.microsoft.com/office/word/2010/wordprocessingCanvas" xmlns:mc="http://schemas.openxmlformats.org/markup-compatibility/2006" xmlns:o="urn:schemas-microsoft-com:office:office" xmlns:r="http://schemas.openxmlformats.org/officeDocument/2006/relationships" xmlns:m="http://schemas.openxmlformats.org/officeDocument/2006/math" xmlns:v="urn:schemas-microsoft-com:vml" xmlns:wp14="http://schemas.microsoft.com/office/word/2010/wordprocessingDrawing" xmlns:wp="http://schemas.openxmlformats.org/drawingml/2006/wordprocessingDrawing" xmlns:w10="urn:schemas-microsoft-com:office:word" xmlns:w="http://schemas.openxmlformats.org/wordprocessingml/2006/main" xmlns:w14="http://schemas.microsoft.com/office/word/2010/wordml" xmlns:w15="http://schemas.microsoft.com/office/word/2012/wordml" xmlns:wpg="http://schemas.microsoft.com/office/word/2010/wordprocessingGroup" xmlns:wpi="http://schemas.microsoft.com/office/word/2010/wordprocessingInk" xmlns:wne="http://schemas.microsoft.com/office/word/2006/wordml" xmlns:wps="http://schemas.microsoft.com/office/word/2010/wordprocessingShape" mc:Ignorable="w14 w15 wp14">
-  <w:abstractNum w:abstractNumId="0" w15:restartNumberingAfterBreak="0">
+  <w:abstractNum w:abstractNumId="1" w15:restartNumberingAfterBreak="0">
     <w:multiLevelType w:val="hybridMultilevel"/>
     <w:lvl w:ilvl="0" w15:tentative="1">
       <w:start w:val="1"/>
-      <w:lvlJc w:val="left"/>
       <w:numFmt w:val="bullet"/>
       <w:lvlText w:val="●"/>
+      <w:lvlJc w:val="left"/>
       <w:pPr>
         <w:ind w:left="720" w:hanging="360"/>
       </w:pPr>
     </w:lvl>
     <w:lvl w:ilvl="1" w15:tentative="1">
       <w:start w:val="1"/>
-      <w:lvlJc w:val="left"/>
       <w:numFmt w:val="bullet"/>
       <w:lvlText w:val="○"/>
+      <w:lvlJc w:val="left"/>
       <w:pPr>
         <w:ind w:left="1440" w:hanging="360"/>
       </w:pPr>
     </w:lvl>
     <w:lvl w:ilvl="2" w15:tentative="1">
       <w:start w:val="1"/>
-      <w:lvlJc w:val="left"/>
       <w:numFmt w:val="bullet"/>
       <w:lvlText w:val="■"/>
+      <w:lvlJc w:val="left"/>
       <w:pPr>
         <w:ind w:left="2160" w:hanging="360"/>
       </w:pPr>
     </w:lvl>
     <w:lvl w:ilvl="3" w15:tentative="1">
       <w:start w:val="1"/>
-      <w:lvlJc w:val="left"/>
       <w:numFmt w:val="bullet"/>
       <w:lvlText w:val="●"/>
+      <w:lvlJc w:val="left"/>
       <w:pPr>
         <w:ind w:left="2880" w:hanging="360"/>
       </w:pPr>
     </w:lvl>
     <w:lvl w:ilvl="4" w15:tentative="1">
       <w:start w:val="1"/>
-      <w:lvlJc w:val="left"/>
       <w:numFmt w:val="bullet"/>
       <w:lvlText w:val="○"/>
+      <w:lvlJc w:val="left"/>
       <w:pPr>
         <w:ind w:left="3600" w:hanging="360"/>
       </w:pPr>
     </w:lvl>
     <w:lvl w:ilvl="5" w15:tentative="1">
       <w:start w:val="1"/>
-      <w:lvlJc w:val="left"/>
       <w:numFmt w:val="bullet"/>
       <w:lvlText w:val="■"/>
+      <w:lvlJc w:val="left"/>
       <w:pPr>
         <w:ind w:left="4320" w:hanging="360"/>
       </w:pPr>
     </w:lvl>
     <w:lvl w:ilvl="6" w15:tentative="1">
       <w:start w:val="1"/>
-      <w:lvlJc w:val="left"/>
       <w:numFmt w:val="bullet"/>
       <w:lvlText w:val="●"/>
+      <w:lvlJc w:val="left"/>
       <w:pPr>
         <w:ind w:left="5040" w:hanging="360"/>
       </w:pPr>
     </w:lvl>
     <w:lvl w:ilvl="7" w15:tentative="1">
       <w:start w:val="1"/>
-      <w:lvlJc w:val="left"/>
       <w:numFmt w:val="bullet"/>
       <w:lvlText w:val="●"/>
+      <w:lvlJc w:val="left"/>
       <w:pPr>
         <w:ind w:left="5760" w:hanging="360"/>
       </w:pPr>
     </w:lvl>
     <w:lvl w:ilvl="8" w15:tentative="1">
       <w:start w:val="1"/>
-      <w:lvlJc w:val="left"/>
       <w:numFmt w:val="bullet"/>
       <w:lvlText w:val="●"/>
+      <w:lvlJc w:val="left"/>
       <w:pPr>
         <w:ind w:left="6480" w:hanging="360"/>
       </w:pPr>
     </w:lvl>
   </w:abstractNum>
-  <w:num w:numId="0">
-    <w:abstractNumId w:val="0"/>
+  <w:num w:numId="1">
+    <w:abstractNumId w:val="1"/>
     <w:lvlOverride w:ilvl="0">
       <w:startOverride w:val="1"/>
     </w:lvlOverride>
@@ -5811,94 +5850,94 @@
   </w:docDefaults>
   <w:style w:type="paragraph" w:styleId="Title">
     <w:name w:val="Title"/>
+    <w:basedOn w:val="Normal"/>
+    <w:next w:val="Normal"/>
+    <w:qFormat/>
     <w:pPr>
       <w:spacing w:after="260"/>
     </w:pPr>
     <w:rPr>
-      <w:b w:val="true"/>
-      <w:bCs w:val="true"/>
+      <w:b/>
+      <w:bCs/>
       <w:sz w:val="56"/>
       <w:szCs w:val="56"/>
     </w:rPr>
+  </w:style>
+  <w:style w:type="paragraph" w:styleId="Heading1">
+    <w:name w:val="Heading 1"/>
     <w:basedOn w:val="Normal"/>
     <w:next w:val="Normal"/>
     <w:qFormat/>
-  </w:style>
-  <w:style w:type="paragraph" w:styleId="Heading1">
-    <w:name w:val="Heading 1"/>
     <w:pPr>
-      <w:spacing w:before="120" w:after="260"/>
+      <w:spacing w:after="260" w:before="120"/>
     </w:pPr>
     <w:rPr>
-      <w:b w:val="true"/>
-      <w:bCs w:val="true"/>
+      <w:b/>
+      <w:bCs/>
       <w:sz w:val="48"/>
       <w:szCs w:val="48"/>
     </w:rPr>
+  </w:style>
+  <w:style w:type="paragraph" w:styleId="Heading2">
+    <w:name w:val="Heading 2"/>
     <w:basedOn w:val="Normal"/>
     <w:next w:val="Normal"/>
     <w:qFormat/>
-  </w:style>
-  <w:style w:type="paragraph" w:styleId="Heading2">
-    <w:name w:val="Heading 2"/>
     <w:rPr>
       <w:color w:val="2E74B5"/>
       <w:sz w:val="26"/>
       <w:szCs w:val="26"/>
     </w:rPr>
+  </w:style>
+  <w:style w:type="paragraph" w:styleId="Heading3">
+    <w:name w:val="Heading 3"/>
     <w:basedOn w:val="Normal"/>
     <w:next w:val="Normal"/>
     <w:qFormat/>
-  </w:style>
-  <w:style w:type="paragraph" w:styleId="Heading3">
-    <w:name w:val="Heading 3"/>
     <w:rPr>
       <w:color w:val="1F4D78"/>
       <w:sz w:val="24"/>
       <w:szCs w:val="24"/>
     </w:rPr>
+  </w:style>
+  <w:style w:type="paragraph" w:styleId="Heading4">
+    <w:name w:val="Heading 4"/>
     <w:basedOn w:val="Normal"/>
     <w:next w:val="Normal"/>
     <w:qFormat/>
-  </w:style>
-  <w:style w:type="paragraph" w:styleId="Heading4">
-    <w:name w:val="Heading 4"/>
     <w:rPr>
-      <w:i w:val="true"/>
-      <w:iCs w:val="true"/>
+      <w:i/>
+      <w:iCs/>
       <w:color w:val="2E74B5"/>
     </w:rPr>
+  </w:style>
+  <w:style w:type="paragraph" w:styleId="Heading5">
+    <w:name w:val="Heading 5"/>
     <w:basedOn w:val="Normal"/>
     <w:next w:val="Normal"/>
     <w:qFormat/>
-  </w:style>
-  <w:style w:type="paragraph" w:styleId="Heading5">
-    <w:name w:val="Heading 5"/>
     <w:rPr>
       <w:color w:val="2E74B5"/>
     </w:rPr>
+  </w:style>
+  <w:style w:type="paragraph" w:styleId="Heading6">
+    <w:name w:val="Heading 6"/>
     <w:basedOn w:val="Normal"/>
     <w:next w:val="Normal"/>
     <w:qFormat/>
-  </w:style>
-  <w:style w:type="paragraph" w:styleId="Heading6">
-    <w:name w:val="Heading 6"/>
     <w:rPr>
       <w:color w:val="1F4D78"/>
     </w:rPr>
+  </w:style>
+  <w:style w:type="paragraph" w:styleId="Strong">
+    <w:name w:val="Strong"/>
     <w:basedOn w:val="Normal"/>
     <w:next w:val="Normal"/>
     <w:qFormat/>
-  </w:style>
-  <w:style w:type="paragraph" w:styleId="Strong">
-    <w:name w:val="Strong"/>
     <w:rPr>
-      <w:b w:val="true"/>
-      <w:bCs w:val="true"/>
+      <w:b/>
+      <w:bCs/>
     </w:rPr>
-    <w:basedOn w:val="Normal"/>
-    <w:next w:val="Normal"/>
-    <w:qFormat/>
   </w:style>
   <w:style w:type="paragraph" w:styleId="ListParagraph">
     <w:name w:val="List Paragraph"/>
@@ -5907,26 +5946,31 @@
   </w:style>
   <w:style w:type="character" w:styleId="Hyperlink">
     <w:name w:val="Hyperlink"/>
-    <w:rPr>
-      <w:u w:val="single"/>
-      <w:color w:val="0563C1"/>
-    </w:rPr>
+    <w:basedOn w:val="DefaultParagraphFont"/>
     <w:uiPriority w:val="99"/>
     <w:unhideWhenUsed/>
-    <w:basedOn w:val="DefaultParagraphFont"/>
+    <w:rPr>
+      <w:color w:val="0563C1"/>
+      <w:u w:val="single"/>
+    </w:rPr>
   </w:style>
   <w:style w:type="character" w:styleId="FootnoteReference">
     <w:name w:val="footnote reference"/>
+    <w:basedOn w:val="DefaultParagraphFont"/>
+    <w:uiPriority w:val="99"/>
+    <w:semiHidden/>
+    <w:unhideWhenUsed/>
     <w:rPr>
       <w:vertAlign w:val="superscript"/>
     </w:rPr>
-    <w:uiPriority w:val="99"/>
-    <w:unhideWhenUsed/>
-    <w:basedOn w:val="DefaultParagraphFont"/>
-    <w:semiHidden/>
   </w:style>
   <w:style w:type="paragraph" w:styleId="FootnoteText">
     <w:name w:val="footnote text"/>
+    <w:basedOn w:val="Normal"/>
+    <w:link w:val="FootnoteTextChar"/>
+    <w:uiPriority w:val="99"/>
+    <w:semiHidden/>
+    <w:unhideWhenUsed/>
     <w:pPr>
       <w:spacing w:after="0" w:line="240" w:lineRule="auto"/>
     </w:pPr>
@@ -5934,23 +5978,55 @@
       <w:sz w:val="20"/>
       <w:szCs w:val="20"/>
     </w:rPr>
-    <w:basedOn w:val="Normal"/>
-    <w:link w:val="FootnoteTextChar"/>
-    <w:semiHidden/>
-    <w:uiPriority w:val="99"/>
-    <w:unhideWhenUsed/>
   </w:style>
   <w:style w:type="character" w:styleId="FootnoteTextChar">
     <w:name w:val="Footnote Text Char"/>
+    <w:basedOn w:val="DefaultParagraphFont"/>
+    <w:link w:val="FootnoteText"/>
+    <w:uiPriority w:val="99"/>
+    <w:semiHidden/>
+    <w:unhideWhenUsed/>
     <w:rPr>
       <w:sz w:val="20"/>
       <w:szCs w:val="20"/>
     </w:rPr>
+  </w:style>
+  <w:style w:type="character" w:styleId="EndnoteReference">
+    <w:name w:val="endnote reference"/>
+    <w:basedOn w:val="DefaultParagraphFont"/>
     <w:uiPriority w:val="99"/>
+    <w:semiHidden/>
     <w:unhideWhenUsed/>
+    <w:rPr>
+      <w:vertAlign w:val="superscript"/>
+    </w:rPr>
+  </w:style>
+  <w:style w:type="paragraph" w:styleId="EndnoteText">
+    <w:name w:val="endnote text"/>
+    <w:basedOn w:val="Normal"/>
+    <w:link w:val="EndnoteTextChar"/>
+    <w:uiPriority w:val="99"/>
+    <w:semiHidden/>
+    <w:unhideWhenUsed/>
+    <w:pPr>
+      <w:spacing w:after="0" w:line="240" w:lineRule="auto"/>
+    </w:pPr>
+    <w:rPr>
+      <w:sz w:val="20"/>
+      <w:szCs w:val="20"/>
+    </w:rPr>
+  </w:style>
+  <w:style w:type="character" w:styleId="EndnoteTextChar">
+    <w:name w:val="Endnote Text Char"/>
     <w:basedOn w:val="DefaultParagraphFont"/>
-    <w:link w:val="FootnoteText"/>
+    <w:link w:val="EndnoteText"/>
+    <w:uiPriority w:val="99"/>
     <w:semiHidden/>
+    <w:unhideWhenUsed/>
+    <w:rPr>
+      <w:sz w:val="20"/>
+      <w:szCs w:val="20"/>
+    </w:rPr>
   </w:style>
   <w:style w:type="paragraph" w:styleId="script">
     <w:name w:val="Script"/>
@@ -5966,8 +6042,8 @@
 </file>
 
 <file path=customXml/item1.xml><?xml version="1.0" encoding="utf-8"?>
-<ct:contentTypeSchema xmlns:ct="http://schemas.microsoft.com/office/2006/metadata/contentType" xmlns:ma="http://schemas.microsoft.com/office/2006/metadata/properties/metaAttributes" ct:_="" ma:_="" ma:contentTypeName="Document" ma:contentTypeID="0x0101009FA1A6C12D5787448B6C6587D08F2965" ma:contentTypeVersion="16" ma:contentTypeDescription="Create a new document." ma:contentTypeScope="" ma:versionID="f761e0c469cfbaff44f5778f0037afbe">
-  <xsd:schema xmlns:xsd="http://www.w3.org/2001/XMLSchema" xmlns:xs="http://www.w3.org/2001/XMLSchema" xmlns:p="http://schemas.microsoft.com/office/2006/metadata/properties" xmlns:ns2="3352e729-ef3a-4ad2-a915-07867a2cbda9" xmlns:ns3="afa60c69-e8fd-4ab1-8c56-0fe28cc4c33c" targetNamespace="http://schemas.microsoft.com/office/2006/metadata/properties" ma:root="true" ma:fieldsID="4112f99f01cfafd8b48e38df3bf566de" ns2:_="" ns3:_="">
+<ct:contentTypeSchema xmlns:ct="http://schemas.microsoft.com/office/2006/metadata/contentType" xmlns:ma="http://schemas.microsoft.com/office/2006/metadata/properties/metaAttributes" ct:_="" ma:_="" ma:contentTypeName="Document" ma:contentTypeID="0x0101009FA1A6C12D5787448B6C6587D08F2965" ma:contentTypeVersion="17" ma:contentTypeDescription="Create a new document." ma:contentTypeScope="" ma:versionID="f24f86ada7cafa22c6ab13bdb6555528">
+  <xsd:schema xmlns:xsd="http://www.w3.org/2001/XMLSchema" xmlns:xs="http://www.w3.org/2001/XMLSchema" xmlns:p="http://schemas.microsoft.com/office/2006/metadata/properties" xmlns:ns2="3352e729-ef3a-4ad2-a915-07867a2cbda9" xmlns:ns3="afa60c69-e8fd-4ab1-8c56-0fe28cc4c33c" targetNamespace="http://schemas.microsoft.com/office/2006/metadata/properties" ma:root="true" ma:fieldsID="7c8705d240f78acc5ebc3285b88b00f2" ns2:_="" ns3:_="">
     <xsd:import namespace="3352e729-ef3a-4ad2-a915-07867a2cbda9"/>
     <xsd:import namespace="afa60c69-e8fd-4ab1-8c56-0fe28cc4c33c"/>
     <xsd:element name="properties">
@@ -5991,6 +6067,7 @@
                 <xsd:element ref="ns3:MediaServiceLocation" minOccurs="0"/>
                 <xsd:element ref="ns3:Ready" minOccurs="0"/>
                 <xsd:element ref="ns3:MediaServiceSearchProperties" minOccurs="0"/>
+                <xsd:element ref="ns3:MediaServiceBillingMetadata" minOccurs="0"/>
               </xsd:all>
             </xsd:complexType>
           </xsd:element>
@@ -6102,6 +6179,11 @@
       </xsd:simpleType>
     </xsd:element>
     <xsd:element name="MediaServiceSearchProperties" ma:index="23" nillable="true" ma:displayName="MediaServiceSearchProperties" ma:hidden="true" ma:internalName="MediaServiceSearchProperties" ma:readOnly="true">
+      <xsd:simpleType>
+        <xsd:restriction base="dms:Note"/>
+      </xsd:simpleType>
+    </xsd:element>
+    <xsd:element name="MediaServiceBillingMetadata" ma:index="24" nillable="true" ma:displayName="MediaServiceBillingMetadata" ma:hidden="true" ma:internalName="MediaServiceBillingMetadata" ma:readOnly="true">
       <xsd:simpleType>
         <xsd:restriction base="dms:Note"/>
       </xsd:simpleType>
@@ -6218,23 +6300,23 @@
 <file path=customXml/item3.xml><?xml version="1.0" encoding="utf-8"?>
 <p:properties xmlns:p="http://schemas.microsoft.com/office/2006/metadata/properties" xmlns:xsi="http://www.w3.org/2001/XMLSchema-instance" xmlns:pc="http://schemas.microsoft.com/office/infopath/2007/PartnerControls">
   <documentManagement>
-    <TaxCatchAll xmlns="3352e729-ef3a-4ad2-a915-07867a2cbda9" xsi:nil="true"/>
     <lcf76f155ced4ddcb4097134ff3c332f xmlns="afa60c69-e8fd-4ab1-8c56-0fe28cc4c33c">
       <Terms xmlns="http://schemas.microsoft.com/office/infopath/2007/PartnerControls"/>
     </lcf76f155ced4ddcb4097134ff3c332f>
+    <TaxCatchAll xmlns="3352e729-ef3a-4ad2-a915-07867a2cbda9" xsi:nil="true"/>
     <Ready xmlns="afa60c69-e8fd-4ab1-8c56-0fe28cc4c33c">true</Ready>
   </documentManagement>
 </p:properties>
 </file>
 
 <file path=customXml/itemProps1.xml><?xml version="1.0" encoding="utf-8"?>
-<ds:datastoreItem xmlns:ds="http://schemas.openxmlformats.org/officeDocument/2006/customXml" ds:itemID="{F01006FE-A750-4A95-ACA0-205598638994}"/>
+<ds:datastoreItem xmlns:ds="http://schemas.openxmlformats.org/officeDocument/2006/customXml" ds:itemID="{3960D8B0-6137-4F0F-B44C-106EC5BA2393}"/>
 </file>
 
 <file path=customXml/itemProps2.xml><?xml version="1.0" encoding="utf-8"?>
-<ds:datastoreItem xmlns:ds="http://schemas.openxmlformats.org/officeDocument/2006/customXml" ds:itemID="{21B725FC-F7FC-4AFE-84EC-01915FB69706}"/>
+<ds:datastoreItem xmlns:ds="http://schemas.openxmlformats.org/officeDocument/2006/customXml" ds:itemID="{739EC61C-32EF-45C2-8B9C-DBA8A2D53584}"/>
 </file>
 
 <file path=customXml/itemProps3.xml><?xml version="1.0" encoding="utf-8"?>
-<ds:datastoreItem xmlns:ds="http://schemas.openxmlformats.org/officeDocument/2006/customXml" ds:itemID="{EB679D0A-7014-4240-AE1F-D3443E759956}"/>
+<ds:datastoreItem xmlns:ds="http://schemas.openxmlformats.org/officeDocument/2006/customXml" ds:itemID="{E77B85EE-A701-4D42-9D2B-0D2A606EE72C}"/>
 </file>